--- a/AIIP_propuesta_nuevos_signos_PIDCAP.docx
+++ b/AIIP_propuesta_nuevos_signos_PIDCAP.docx
@@ -307,118 +307,6 @@
                 <w:sz w:val="22"/>
                 <w:szCs w:val="22"/>
               </w:rPr>
-              <w:t xml:space="preserve">Abscesos profundos en algún órgano interno, en ganglios o debajo de la piel</w:t>
-            </w:r>
-          </w:p>
-        </w:tc>
-        <w:tc>
-          <w:tcPr>
-            <w:tcW w:type="dxa" w:w="5160"/>
-            <w:tcBorders>
-              <w:top w:val="single" w:color="CCCCCC" w:sz="1"/>
-              <w:left w:val="single" w:color="CCCCCC" w:sz="1"/>
-              <w:bottom w:val="single" w:color="CCCCCC" w:sz="1"/>
-              <w:right w:val="single" w:color="CCCCCC" w:sz="1"/>
-            </w:tcBorders>
-            <w:tcMar>
-              <w:top w:type="dxa" w:w="80"/>
-              <w:left w:type="dxa" w:w="120"/>
-              <w:bottom w:type="dxa" w:w="80"/>
-              <w:right w:type="dxa" w:w="120"/>
-            </w:tcMar>
-          </w:tcPr>
-          <w:p>
-            <w:r>
-              <w:rPr>
-                <w:rFonts w:ascii="Arial" w:cs="Arial" w:eastAsia="Arial" w:hAnsi="Arial"/>
-                <w:sz w:val="22"/>
-                <w:szCs w:val="22"/>
-              </w:rPr>
-              <w:t xml:space="preserve">PIDCAP infantil — alto consenso, no cubierto (no teníamos ningún signo de abscesos)</w:t>
-            </w:r>
-          </w:p>
-        </w:tc>
-      </w:tr>
-      <w:tr>
-        <w:tc>
-          <w:tcPr>
-            <w:tcW w:type="dxa" w:w="4200"/>
-            <w:tcBorders>
-              <w:top w:val="single" w:color="CCCCCC" w:sz="1"/>
-              <w:left w:val="single" w:color="CCCCCC" w:sz="1"/>
-              <w:bottom w:val="single" w:color="CCCCCC" w:sz="1"/>
-              <w:right w:val="single" w:color="CCCCCC" w:sz="1"/>
-            </w:tcBorders>
-            <w:tcMar>
-              <w:top w:type="dxa" w:w="80"/>
-              <w:left w:type="dxa" w:w="120"/>
-              <w:bottom w:type="dxa" w:w="80"/>
-              <w:right w:type="dxa" w:w="120"/>
-            </w:tcMar>
-          </w:tcPr>
-          <w:p>
-            <w:r>
-              <w:rPr>
-                <w:rFonts w:ascii="Arial" w:cs="Arial" w:eastAsia="Arial" w:hAnsi="Arial"/>
-                <w:sz w:val="22"/>
-                <w:szCs w:val="22"/>
-              </w:rPr>
-              <w:t xml:space="preserve">Tres o más ingresos hospitalarios en un año</w:t>
-            </w:r>
-          </w:p>
-        </w:tc>
-        <w:tc>
-          <w:tcPr>
-            <w:tcW w:type="dxa" w:w="5160"/>
-            <w:tcBorders>
-              <w:top w:val="single" w:color="CCCCCC" w:sz="1"/>
-              <w:left w:val="single" w:color="CCCCCC" w:sz="1"/>
-              <w:bottom w:val="single" w:color="CCCCCC" w:sz="1"/>
-              <w:right w:val="single" w:color="CCCCCC" w:sz="1"/>
-            </w:tcBorders>
-            <w:tcMar>
-              <w:top w:type="dxa" w:w="80"/>
-              <w:left w:type="dxa" w:w="120"/>
-              <w:bottom w:type="dxa" w:w="80"/>
-              <w:right w:type="dxa" w:w="120"/>
-            </w:tcMar>
-          </w:tcPr>
-          <w:p>
-            <w:r>
-              <w:rPr>
-                <w:rFonts w:ascii="Arial" w:cs="Arial" w:eastAsia="Arial" w:hAnsi="Arial"/>
-                <w:sz w:val="22"/>
-                <w:szCs w:val="22"/>
-              </w:rPr>
-              <w:t xml:space="preserve">PIDCAP infantil — alto consenso, no cubierto</w:t>
-            </w:r>
-          </w:p>
-        </w:tc>
-      </w:tr>
-      <w:tr>
-        <w:tc>
-          <w:tcPr>
-            <w:tcW w:type="dxa" w:w="4200"/>
-            <w:tcBorders>
-              <w:top w:val="single" w:color="CCCCCC" w:sz="1"/>
-              <w:left w:val="single" w:color="CCCCCC" w:sz="1"/>
-              <w:bottom w:val="single" w:color="CCCCCC" w:sz="1"/>
-              <w:right w:val="single" w:color="CCCCCC" w:sz="1"/>
-            </w:tcBorders>
-            <w:tcMar>
-              <w:top w:type="dxa" w:w="80"/>
-              <w:left w:type="dxa" w:w="120"/>
-              <w:bottom w:type="dxa" w:w="80"/>
-              <w:right w:type="dxa" w:w="120"/>
-            </w:tcMar>
-          </w:tcPr>
-          <w:p>
-            <w:r>
-              <w:rPr>
-                <w:rFonts w:ascii="Arial" w:cs="Arial" w:eastAsia="Arial" w:hAnsi="Arial"/>
-                <w:sz w:val="22"/>
-                <w:szCs w:val="22"/>
-              </w:rPr>
               <w:t xml:space="preserve">Antecedentes familiares de problemas parecidos (cánceres de la sangre, infecciones graves repetidas, etc.)</w:t>
             </w:r>
           </w:p>
@@ -738,119 +626,7 @@
                 <w:sz w:val="22"/>
                 <w:szCs w:val="22"/>
               </w:rPr>
-              <w:t xml:space="preserve">Abscesos profundos en algún órgano o ganglión</w:t>
-            </w:r>
-          </w:p>
-        </w:tc>
-        <w:tc>
-          <w:tcPr>
-            <w:tcW w:type="dxa" w:w="5160"/>
-            <w:tcBorders>
-              <w:top w:val="single" w:color="CCCCCC" w:sz="1"/>
-              <w:left w:val="single" w:color="CCCCCC" w:sz="1"/>
-              <w:bottom w:val="single" w:color="CCCCCC" w:sz="1"/>
-              <w:right w:val="single" w:color="CCCCCC" w:sz="1"/>
-            </w:tcBorders>
-            <w:tcMar>
-              <w:top w:type="dxa" w:w="80"/>
-              <w:left w:type="dxa" w:w="120"/>
-              <w:bottom w:type="dxa" w:w="80"/>
-              <w:right w:type="dxa" w:w="120"/>
-            </w:tcMar>
-          </w:tcPr>
-          <w:p>
-            <w:r>
-              <w:rPr>
-                <w:rFonts w:ascii="Arial" w:cs="Arial" w:eastAsia="Arial" w:hAnsi="Arial"/>
-                <w:sz w:val="22"/>
-                <w:szCs w:val="22"/>
-              </w:rPr>
-              <w:t xml:space="preserve">PIDCAP adulto — alto consenso, no cubierto</w:t>
-            </w:r>
-          </w:p>
-        </w:tc>
-      </w:tr>
-      <w:tr>
-        <w:tc>
-          <w:tcPr>
-            <w:tcW w:type="dxa" w:w="4200"/>
-            <w:tcBorders>
-              <w:top w:val="single" w:color="CCCCCC" w:sz="1"/>
-              <w:left w:val="single" w:color="CCCCCC" w:sz="1"/>
-              <w:bottom w:val="single" w:color="CCCCCC" w:sz="1"/>
-              <w:right w:val="single" w:color="CCCCCC" w:sz="1"/>
-            </w:tcBorders>
-            <w:tcMar>
-              <w:top w:type="dxa" w:w="80"/>
-              <w:left w:type="dxa" w:w="120"/>
-              <w:bottom w:type="dxa" w:w="80"/>
-              <w:right w:type="dxa" w:w="120"/>
-            </w:tcMar>
-          </w:tcPr>
-          <w:p>
-            <w:r>
-              <w:rPr>
-                <w:rFonts w:ascii="Arial" w:cs="Arial" w:eastAsia="Arial" w:hAnsi="Arial"/>
-                <w:sz w:val="22"/>
-                <w:szCs w:val="22"/>
-              </w:rPr>
               <w:t xml:space="preserve">Infecciones víricas repetidas (resfriados, herpes, verrugas, condilomas), seis o más al año</w:t>
-            </w:r>
-          </w:p>
-        </w:tc>
-        <w:tc>
-          <w:tcPr>
-            <w:tcW w:type="dxa" w:w="5160"/>
-            <w:tcBorders>
-              <w:top w:val="single" w:color="CCCCCC" w:sz="1"/>
-              <w:left w:val="single" w:color="CCCCCC" w:sz="1"/>
-              <w:bottom w:val="single" w:color="CCCCCC" w:sz="1"/>
-              <w:right w:val="single" w:color="CCCCCC" w:sz="1"/>
-            </w:tcBorders>
-            <w:tcMar>
-              <w:top w:type="dxa" w:w="80"/>
-              <w:left w:type="dxa" w:w="120"/>
-              <w:bottom w:type="dxa" w:w="80"/>
-              <w:right w:type="dxa" w:w="120"/>
-            </w:tcMar>
-          </w:tcPr>
-          <w:p>
-            <w:r>
-              <w:rPr>
-                <w:rFonts w:ascii="Arial" w:cs="Arial" w:eastAsia="Arial" w:hAnsi="Arial"/>
-                <w:sz w:val="22"/>
-                <w:szCs w:val="22"/>
-              </w:rPr>
-              <w:t xml:space="preserve">PIDCAP adulto — alto consenso, no cubierto</w:t>
-            </w:r>
-          </w:p>
-        </w:tc>
-      </w:tr>
-      <w:tr>
-        <w:tc>
-          <w:tcPr>
-            <w:tcW w:type="dxa" w:w="4200"/>
-            <w:tcBorders>
-              <w:top w:val="single" w:color="CCCCCC" w:sz="1"/>
-              <w:left w:val="single" w:color="CCCCCC" w:sz="1"/>
-              <w:bottom w:val="single" w:color="CCCCCC" w:sz="1"/>
-              <w:right w:val="single" w:color="CCCCCC" w:sz="1"/>
-            </w:tcBorders>
-            <w:tcMar>
-              <w:top w:type="dxa" w:w="80"/>
-              <w:left w:type="dxa" w:w="120"/>
-              <w:bottom w:type="dxa" w:w="80"/>
-              <w:right w:type="dxa" w:w="120"/>
-            </w:tcMar>
-          </w:tcPr>
-          <w:p>
-            <w:r>
-              <w:rPr>
-                <w:rFonts w:ascii="Arial" w:cs="Arial" w:eastAsia="Arial" w:hAnsi="Arial"/>
-                <w:sz w:val="22"/>
-                <w:szCs w:val="22"/>
-              </w:rPr>
-              <w:t xml:space="preserve">Tres o más ingresos hospitalarios en un año</w:t>
             </w:r>
           </w:p>
         </w:tc>
@@ -896,7 +672,7 @@
         <w:rPr>
           <w:rFonts w:ascii="Arial" w:cs="Arial" w:eastAsia="Arial" w:hAnsi="Arial"/>
         </w:rPr>
-        <w:t xml:space="preserve">Nota</w:t>
+        <w:t xml:space="preserve">Nuevos signos propuestos — compartidos (no ligados a una edad concreta)</w:t>
       </w:r>
     </w:p>
     <w:p>
@@ -909,7 +685,2143 @@
           <w:sz w:val="22"/>
           <w:szCs w:val="22"/>
         </w:rPr>
-        <w:t xml:space="preserve">Los ítems de “abscesos profundos” y “tres o más ingresos hospitalarios al año” aparecen en ambos paneles (infantil y adulto) con la misma redacción — es posible que acaben siendo un único signo compartido entre las dos poblaciones en vez de una entrada por cada una.</w:t>
+        <w:t xml:space="preserve">Estos dos ítems aparecen en ambos paneles del PIDCAP con la misma redacción, así que los proponemos como una única categoría compartida entre infantil y adulto, en vez de duplicarlos.</w:t>
+      </w:r>
+    </w:p>
+    <w:tbl>
+      <w:tblPr>
+        <w:tblW w:type="dxa" w:w="9360"/>
+        <w:tblBorders>
+          <w:top w:val="single" w:color="auto" w:sz="4"/>
+          <w:left w:val="single" w:color="auto" w:sz="4"/>
+          <w:bottom w:val="single" w:color="auto" w:sz="4"/>
+          <w:right w:val="single" w:color="auto" w:sz="4"/>
+          <w:insideH w:val="single" w:color="auto" w:sz="4"/>
+          <w:insideV w:val="single" w:color="auto" w:sz="4"/>
+        </w:tblBorders>
+      </w:tblPr>
+      <w:tblGrid>
+        <w:gridCol w:w="4200"/>
+        <w:gridCol w:w="5160"/>
+      </w:tblGrid>
+      <w:tr>
+        <w:tc>
+          <w:tcPr>
+            <w:tcW w:type="dxa" w:w="4200"/>
+            <w:tcBorders>
+              <w:top w:val="single" w:color="CCCCCC" w:sz="1"/>
+              <w:left w:val="single" w:color="CCCCCC" w:sz="1"/>
+              <w:bottom w:val="single" w:color="CCCCCC" w:sz="1"/>
+              <w:right w:val="single" w:color="CCCCCC" w:sz="1"/>
+            </w:tcBorders>
+            <w:shd w:fill="D5E8F0" w:val="clear"/>
+            <w:tcMar>
+              <w:top w:type="dxa" w:w="80"/>
+              <w:left w:type="dxa" w:w="120"/>
+              <w:bottom w:type="dxa" w:w="80"/>
+              <w:right w:type="dxa" w:w="120"/>
+            </w:tcMar>
+          </w:tcPr>
+          <w:p>
+            <w:r>
+              <w:rPr>
+                <w:rFonts w:ascii="Arial" w:cs="Arial" w:eastAsia="Arial" w:hAnsi="Arial"/>
+                <w:b/>
+                <w:bCs/>
+                <w:sz w:val="22"/>
+                <w:szCs w:val="22"/>
+              </w:rPr>
+              <w:t xml:space="preserve">Signo propuesto (redacción coloquial)</w:t>
+            </w:r>
+          </w:p>
+        </w:tc>
+        <w:tc>
+          <w:tcPr>
+            <w:tcW w:type="dxa" w:w="5160"/>
+            <w:tcBorders>
+              <w:top w:val="single" w:color="CCCCCC" w:sz="1"/>
+              <w:left w:val="single" w:color="CCCCCC" w:sz="1"/>
+              <w:bottom w:val="single" w:color="CCCCCC" w:sz="1"/>
+              <w:right w:val="single" w:color="CCCCCC" w:sz="1"/>
+            </w:tcBorders>
+            <w:shd w:fill="D5E8F0" w:val="clear"/>
+            <w:tcMar>
+              <w:top w:type="dxa" w:w="80"/>
+              <w:left w:type="dxa" w:w="120"/>
+              <w:bottom w:type="dxa" w:w="80"/>
+              <w:right w:type="dxa" w:w="120"/>
+            </w:tcMar>
+          </w:tcPr>
+          <w:p>
+            <w:r>
+              <w:rPr>
+                <w:rFonts w:ascii="Arial" w:cs="Arial" w:eastAsia="Arial" w:hAnsi="Arial"/>
+                <w:b/>
+                <w:bCs/>
+                <w:sz w:val="22"/>
+                <w:szCs w:val="22"/>
+              </w:rPr>
+              <w:t xml:space="preserve">Origen / justificación</w:t>
+            </w:r>
+          </w:p>
+        </w:tc>
+      </w:tr>
+      <w:tr>
+        <w:tc>
+          <w:tcPr>
+            <w:tcW w:type="dxa" w:w="4200"/>
+            <w:tcBorders>
+              <w:top w:val="single" w:color="CCCCCC" w:sz="1"/>
+              <w:left w:val="single" w:color="CCCCCC" w:sz="1"/>
+              <w:bottom w:val="single" w:color="CCCCCC" w:sz="1"/>
+              <w:right w:val="single" w:color="CCCCCC" w:sz="1"/>
+            </w:tcBorders>
+            <w:tcMar>
+              <w:top w:type="dxa" w:w="80"/>
+              <w:left w:type="dxa" w:w="120"/>
+              <w:bottom w:type="dxa" w:w="80"/>
+              <w:right w:type="dxa" w:w="120"/>
+            </w:tcMar>
+          </w:tcPr>
+          <w:p>
+            <w:r>
+              <w:rPr>
+                <w:rFonts w:ascii="Arial" w:cs="Arial" w:eastAsia="Arial" w:hAnsi="Arial"/>
+                <w:sz w:val="22"/>
+                <w:szCs w:val="22"/>
+              </w:rPr>
+              <w:t xml:space="preserve">Abscesos profundos en algún órgano interno, en ganglios o debajo de la piel</w:t>
+            </w:r>
+          </w:p>
+        </w:tc>
+        <w:tc>
+          <w:tcPr>
+            <w:tcW w:type="dxa" w:w="5160"/>
+            <w:tcBorders>
+              <w:top w:val="single" w:color="CCCCCC" w:sz="1"/>
+              <w:left w:val="single" w:color="CCCCCC" w:sz="1"/>
+              <w:bottom w:val="single" w:color="CCCCCC" w:sz="1"/>
+              <w:right w:val="single" w:color="CCCCCC" w:sz="1"/>
+            </w:tcBorders>
+            <w:tcMar>
+              <w:top w:type="dxa" w:w="80"/>
+              <w:left w:type="dxa" w:w="120"/>
+              <w:bottom w:type="dxa" w:w="80"/>
+              <w:right w:type="dxa" w:w="120"/>
+            </w:tcMar>
+          </w:tcPr>
+          <w:p>
+            <w:r>
+              <w:rPr>
+                <w:rFonts w:ascii="Arial" w:cs="Arial" w:eastAsia="Arial" w:hAnsi="Arial"/>
+                <w:sz w:val="22"/>
+                <w:szCs w:val="22"/>
+              </w:rPr>
+              <w:t xml:space="preserve">PIDCAP infantil + adulto — alto consenso en ambos paneles, misma redacción, no cubierto</w:t>
+            </w:r>
+          </w:p>
+        </w:tc>
+      </w:tr>
+      <w:tr>
+        <w:tc>
+          <w:tcPr>
+            <w:tcW w:type="dxa" w:w="4200"/>
+            <w:tcBorders>
+              <w:top w:val="single" w:color="CCCCCC" w:sz="1"/>
+              <w:left w:val="single" w:color="CCCCCC" w:sz="1"/>
+              <w:bottom w:val="single" w:color="CCCCCC" w:sz="1"/>
+              <w:right w:val="single" w:color="CCCCCC" w:sz="1"/>
+            </w:tcBorders>
+            <w:tcMar>
+              <w:top w:type="dxa" w:w="80"/>
+              <w:left w:type="dxa" w:w="120"/>
+              <w:bottom w:type="dxa" w:w="80"/>
+              <w:right w:type="dxa" w:w="120"/>
+            </w:tcMar>
+          </w:tcPr>
+          <w:p>
+            <w:r>
+              <w:rPr>
+                <w:rFonts w:ascii="Arial" w:cs="Arial" w:eastAsia="Arial" w:hAnsi="Arial"/>
+                <w:sz w:val="22"/>
+                <w:szCs w:val="22"/>
+              </w:rPr>
+              <w:t xml:space="preserve">Tres o más ingresos hospitalarios en un año</w:t>
+            </w:r>
+          </w:p>
+        </w:tc>
+        <w:tc>
+          <w:tcPr>
+            <w:tcW w:type="dxa" w:w="5160"/>
+            <w:tcBorders>
+              <w:top w:val="single" w:color="CCCCCC" w:sz="1"/>
+              <w:left w:val="single" w:color="CCCCCC" w:sz="1"/>
+              <w:bottom w:val="single" w:color="CCCCCC" w:sz="1"/>
+              <w:right w:val="single" w:color="CCCCCC" w:sz="1"/>
+            </w:tcBorders>
+            <w:tcMar>
+              <w:top w:type="dxa" w:w="80"/>
+              <w:left w:type="dxa" w:w="120"/>
+              <w:bottom w:type="dxa" w:w="80"/>
+              <w:right w:type="dxa" w:w="120"/>
+            </w:tcMar>
+          </w:tcPr>
+          <w:p>
+            <w:r>
+              <w:rPr>
+                <w:rFonts w:ascii="Arial" w:cs="Arial" w:eastAsia="Arial" w:hAnsi="Arial"/>
+                <w:sz w:val="22"/>
+                <w:szCs w:val="22"/>
+              </w:rPr>
+              <w:t xml:space="preserve">PIDCAP infantil + adulto — alto consenso en ambos paneles, misma redacción, no cubierto</w:t>
+            </w:r>
+          </w:p>
+        </w:tc>
+      </w:tr>
+    </w:tbl>
+    <w:p>
+      <w:pPr>
+        <w:spacing w:before="320"/>
+      </w:pPr>
+    </w:p>
+    <w:p>
+      <w:pPr>
+        <w:pStyle w:val="Heading2"/>
+      </w:pPr>
+      <w:r>
+        <w:rPr>
+          <w:rFonts w:ascii="Arial" w:cs="Arial" w:eastAsia="Arial" w:hAnsi="Arial"/>
+        </w:rPr>
+        <w:t xml:space="preserve">Vista completa: cómo quedarían los criterios diagnósticos generales</w:t>
+      </w:r>
+    </w:p>
+    <w:p>
+      <w:pPr>
+        <w:spacing w:after="160"/>
+      </w:pPr>
+      <w:r>
+        <w:rPr>
+          <w:rFonts w:ascii="Arial" w:cs="Arial" w:eastAsia="Arial" w:hAnsi="Arial"/>
+          <w:sz w:val="22"/>
+          <w:szCs w:val="22"/>
+        </w:rPr>
+        <w:t xml:space="preserve">Para que sea fácil ver el resultado final, aquí tienes la lista completa por categoría si se aceptan las propuestas de arriba — los signos que ya teníamos (“Existente”) junto con los nuevos del PIDCAP (“Nuevo”), sin ningún duplicado entre ambos.</w:t>
+      </w:r>
+    </w:p>
+    <w:p>
+      <w:pPr>
+        <w:spacing w:before="160"/>
+      </w:pPr>
+      <w:r>
+        <w:rPr>
+          <w:rFonts w:ascii="Arial" w:cs="Arial" w:eastAsia="Arial" w:hAnsi="Arial"/>
+          <w:b/>
+          <w:bCs/>
+          <w:sz w:val="22"/>
+          <w:szCs w:val="22"/>
+        </w:rPr>
+        <w:t xml:space="preserve">Población infantil (11 signos: 5 existentes + 6 nuevos)</w:t>
+      </w:r>
+    </w:p>
+    <w:tbl>
+      <w:tblPr>
+        <w:tblW w:type="dxa" w:w="9360"/>
+        <w:tblBorders>
+          <w:top w:val="single" w:color="auto" w:sz="4"/>
+          <w:left w:val="single" w:color="auto" w:sz="4"/>
+          <w:bottom w:val="single" w:color="auto" w:sz="4"/>
+          <w:right w:val="single" w:color="auto" w:sz="4"/>
+          <w:insideH w:val="single" w:color="auto" w:sz="4"/>
+          <w:insideV w:val="single" w:color="auto" w:sz="4"/>
+        </w:tblBorders>
+      </w:tblPr>
+      <w:tblGrid>
+        <w:gridCol w:w="5400"/>
+        <w:gridCol w:w="2500"/>
+        <w:gridCol w:w="1460"/>
+      </w:tblGrid>
+      <w:tr>
+        <w:tc>
+          <w:tcPr>
+            <w:tcW w:type="dxa" w:w="5400"/>
+            <w:tcBorders>
+              <w:top w:val="single" w:color="CCCCCC" w:sz="1"/>
+              <w:left w:val="single" w:color="CCCCCC" w:sz="1"/>
+              <w:bottom w:val="single" w:color="CCCCCC" w:sz="1"/>
+              <w:right w:val="single" w:color="CCCCCC" w:sz="1"/>
+            </w:tcBorders>
+            <w:shd w:fill="D5E8F0" w:val="clear"/>
+            <w:tcMar>
+              <w:top w:type="dxa" w:w="80"/>
+              <w:left w:type="dxa" w:w="120"/>
+              <w:bottom w:type="dxa" w:w="80"/>
+              <w:right w:type="dxa" w:w="120"/>
+            </w:tcMar>
+          </w:tcPr>
+          <w:p>
+            <w:r>
+              <w:rPr>
+                <w:rFonts w:ascii="Arial" w:cs="Arial" w:eastAsia="Arial" w:hAnsi="Arial"/>
+                <w:b/>
+                <w:bCs/>
+                <w:sz w:val="22"/>
+                <w:szCs w:val="22"/>
+              </w:rPr>
+              <w:t xml:space="preserve">Signo</w:t>
+            </w:r>
+          </w:p>
+        </w:tc>
+        <w:tc>
+          <w:tcPr>
+            <w:tcW w:type="dxa" w:w="2500"/>
+            <w:tcBorders>
+              <w:top w:val="single" w:color="CCCCCC" w:sz="1"/>
+              <w:left w:val="single" w:color="CCCCCC" w:sz="1"/>
+              <w:bottom w:val="single" w:color="CCCCCC" w:sz="1"/>
+              <w:right w:val="single" w:color="CCCCCC" w:sz="1"/>
+            </w:tcBorders>
+            <w:shd w:fill="D5E8F0" w:val="clear"/>
+            <w:tcMar>
+              <w:top w:type="dxa" w:w="80"/>
+              <w:left w:type="dxa" w:w="120"/>
+              <w:bottom w:type="dxa" w:w="80"/>
+              <w:right w:type="dxa" w:w="120"/>
+            </w:tcMar>
+          </w:tcPr>
+          <w:p>
+            <w:r>
+              <w:rPr>
+                <w:rFonts w:ascii="Arial" w:cs="Arial" w:eastAsia="Arial" w:hAnsi="Arial"/>
+                <w:b/>
+                <w:bCs/>
+                <w:sz w:val="22"/>
+                <w:szCs w:val="22"/>
+              </w:rPr>
+              <w:t xml:space="preserve">Fuente</w:t>
+            </w:r>
+          </w:p>
+        </w:tc>
+        <w:tc>
+          <w:tcPr>
+            <w:tcW w:type="dxa" w:w="1460"/>
+            <w:tcBorders>
+              <w:top w:val="single" w:color="CCCCCC" w:sz="1"/>
+              <w:left w:val="single" w:color="CCCCCC" w:sz="1"/>
+              <w:bottom w:val="single" w:color="CCCCCC" w:sz="1"/>
+              <w:right w:val="single" w:color="CCCCCC" w:sz="1"/>
+            </w:tcBorders>
+            <w:shd w:fill="D5E8F0" w:val="clear"/>
+            <w:tcMar>
+              <w:top w:type="dxa" w:w="80"/>
+              <w:left w:type="dxa" w:w="120"/>
+              <w:bottom w:type="dxa" w:w="80"/>
+              <w:right w:type="dxa" w:w="120"/>
+            </w:tcMar>
+          </w:tcPr>
+          <w:p>
+            <w:r>
+              <w:rPr>
+                <w:rFonts w:ascii="Arial" w:cs="Arial" w:eastAsia="Arial" w:hAnsi="Arial"/>
+                <w:b/>
+                <w:bCs/>
+                <w:sz w:val="22"/>
+                <w:szCs w:val="22"/>
+              </w:rPr>
+              <w:t xml:space="preserve">Estado</w:t>
+            </w:r>
+          </w:p>
+        </w:tc>
+      </w:tr>
+      <w:tr>
+        <w:tc>
+          <w:tcPr>
+            <w:tcW w:type="dxa" w:w="5400"/>
+            <w:tcBorders>
+              <w:top w:val="single" w:color="CCCCCC" w:sz="1"/>
+              <w:left w:val="single" w:color="CCCCCC" w:sz="1"/>
+              <w:bottom w:val="single" w:color="CCCCCC" w:sz="1"/>
+              <w:right w:val="single" w:color="CCCCCC" w:sz="1"/>
+            </w:tcBorders>
+            <w:tcMar>
+              <w:top w:type="dxa" w:w="80"/>
+              <w:left w:type="dxa" w:w="120"/>
+              <w:bottom w:type="dxa" w:w="80"/>
+              <w:right w:type="dxa" w:w="120"/>
+            </w:tcMar>
+          </w:tcPr>
+          <w:p>
+            <w:r>
+              <w:rPr>
+                <w:rFonts w:ascii="Arial" w:cs="Arial" w:eastAsia="Arial" w:hAnsi="Arial"/>
+                <w:sz w:val="22"/>
+                <w:szCs w:val="22"/>
+              </w:rPr>
+              <w:t xml:space="preserve">Muchas otitis al año, más de seis, en menores de cuatro años, pasado el primer año de vida</w:t>
+            </w:r>
+          </w:p>
+        </w:tc>
+        <w:tc>
+          <w:tcPr>
+            <w:tcW w:type="dxa" w:w="2500"/>
+            <w:tcBorders>
+              <w:top w:val="single" w:color="CCCCCC" w:sz="1"/>
+              <w:left w:val="single" w:color="CCCCCC" w:sz="1"/>
+              <w:bottom w:val="single" w:color="CCCCCC" w:sz="1"/>
+              <w:right w:val="single" w:color="CCCCCC" w:sz="1"/>
+            </w:tcBorders>
+            <w:tcMar>
+              <w:top w:type="dxa" w:w="80"/>
+              <w:left w:type="dxa" w:w="120"/>
+              <w:bottom w:type="dxa" w:w="80"/>
+              <w:right w:type="dxa" w:w="120"/>
+            </w:tcMar>
+          </w:tcPr>
+          <w:p>
+            <w:r>
+              <w:rPr>
+                <w:rFonts w:ascii="Arial" w:cs="Arial" w:eastAsia="Arial" w:hAnsi="Arial"/>
+                <w:sz w:val="22"/>
+                <w:szCs w:val="22"/>
+              </w:rPr>
+              <w:t xml:space="preserve">KB CEREDIH/ESID</w:t>
+            </w:r>
+          </w:p>
+        </w:tc>
+        <w:tc>
+          <w:tcPr>
+            <w:tcW w:type="dxa" w:w="1460"/>
+            <w:tcBorders>
+              <w:top w:val="single" w:color="CCCCCC" w:sz="1"/>
+              <w:left w:val="single" w:color="CCCCCC" w:sz="1"/>
+              <w:bottom w:val="single" w:color="CCCCCC" w:sz="1"/>
+              <w:right w:val="single" w:color="CCCCCC" w:sz="1"/>
+            </w:tcBorders>
+            <w:tcMar>
+              <w:top w:type="dxa" w:w="80"/>
+              <w:left w:type="dxa" w:w="120"/>
+              <w:bottom w:type="dxa" w:w="80"/>
+              <w:right w:type="dxa" w:w="120"/>
+            </w:tcMar>
+          </w:tcPr>
+          <w:p>
+            <w:r>
+              <w:rPr>
+                <w:rFonts w:ascii="Arial" w:cs="Arial" w:eastAsia="Arial" w:hAnsi="Arial"/>
+                <w:sz w:val="22"/>
+                <w:szCs w:val="22"/>
+              </w:rPr>
+              <w:t xml:space="preserve">Existente</w:t>
+            </w:r>
+          </w:p>
+        </w:tc>
+      </w:tr>
+      <w:tr>
+        <w:tc>
+          <w:tcPr>
+            <w:tcW w:type="dxa" w:w="5400"/>
+            <w:tcBorders>
+              <w:top w:val="single" w:color="CCCCCC" w:sz="1"/>
+              <w:left w:val="single" w:color="CCCCCC" w:sz="1"/>
+              <w:bottom w:val="single" w:color="CCCCCC" w:sz="1"/>
+              <w:right w:val="single" w:color="CCCCCC" w:sz="1"/>
+            </w:tcBorders>
+            <w:tcMar>
+              <w:top w:type="dxa" w:w="80"/>
+              <w:left w:type="dxa" w:w="120"/>
+              <w:bottom w:type="dxa" w:w="80"/>
+              <w:right w:type="dxa" w:w="120"/>
+            </w:tcMar>
+          </w:tcPr>
+          <w:p>
+            <w:r>
+              <w:rPr>
+                <w:rFonts w:ascii="Arial" w:cs="Arial" w:eastAsia="Arial" w:hAnsi="Arial"/>
+                <w:sz w:val="22"/>
+                <w:szCs w:val="22"/>
+              </w:rPr>
+              <w:t xml:space="preserve">Una infección bacteriana grave, como meningitis o sepsis</w:t>
+            </w:r>
+          </w:p>
+        </w:tc>
+        <w:tc>
+          <w:tcPr>
+            <w:tcW w:type="dxa" w:w="2500"/>
+            <w:tcBorders>
+              <w:top w:val="single" w:color="CCCCCC" w:sz="1"/>
+              <w:left w:val="single" w:color="CCCCCC" w:sz="1"/>
+              <w:bottom w:val="single" w:color="CCCCCC" w:sz="1"/>
+              <w:right w:val="single" w:color="CCCCCC" w:sz="1"/>
+            </w:tcBorders>
+            <w:tcMar>
+              <w:top w:type="dxa" w:w="80"/>
+              <w:left w:type="dxa" w:w="120"/>
+              <w:bottom w:type="dxa" w:w="80"/>
+              <w:right w:type="dxa" w:w="120"/>
+            </w:tcMar>
+          </w:tcPr>
+          <w:p>
+            <w:r>
+              <w:rPr>
+                <w:rFonts w:ascii="Arial" w:cs="Arial" w:eastAsia="Arial" w:hAnsi="Arial"/>
+                <w:sz w:val="22"/>
+                <w:szCs w:val="22"/>
+              </w:rPr>
+              <w:t xml:space="preserve">KB CEREDIH/ESID</w:t>
+            </w:r>
+          </w:p>
+        </w:tc>
+        <w:tc>
+          <w:tcPr>
+            <w:tcW w:type="dxa" w:w="1460"/>
+            <w:tcBorders>
+              <w:top w:val="single" w:color="CCCCCC" w:sz="1"/>
+              <w:left w:val="single" w:color="CCCCCC" w:sz="1"/>
+              <w:bottom w:val="single" w:color="CCCCCC" w:sz="1"/>
+              <w:right w:val="single" w:color="CCCCCC" w:sz="1"/>
+            </w:tcBorders>
+            <w:tcMar>
+              <w:top w:type="dxa" w:w="80"/>
+              <w:left w:type="dxa" w:w="120"/>
+              <w:bottom w:type="dxa" w:w="80"/>
+              <w:right w:type="dxa" w:w="120"/>
+            </w:tcMar>
+          </w:tcPr>
+          <w:p>
+            <w:r>
+              <w:rPr>
+                <w:rFonts w:ascii="Arial" w:cs="Arial" w:eastAsia="Arial" w:hAnsi="Arial"/>
+                <w:sz w:val="22"/>
+                <w:szCs w:val="22"/>
+              </w:rPr>
+              <w:t xml:space="preserve">Existente</w:t>
+            </w:r>
+          </w:p>
+        </w:tc>
+      </w:tr>
+      <w:tr>
+        <w:tc>
+          <w:tcPr>
+            <w:tcW w:type="dxa" w:w="5400"/>
+            <w:tcBorders>
+              <w:top w:val="single" w:color="CCCCCC" w:sz="1"/>
+              <w:left w:val="single" w:color="CCCCCC" w:sz="1"/>
+              <w:bottom w:val="single" w:color="CCCCCC" w:sz="1"/>
+              <w:right w:val="single" w:color="CCCCCC" w:sz="1"/>
+            </w:tcBorders>
+            <w:tcMar>
+              <w:top w:type="dxa" w:w="80"/>
+              <w:left w:type="dxa" w:w="120"/>
+              <w:bottom w:type="dxa" w:w="80"/>
+              <w:right w:type="dxa" w:w="120"/>
+            </w:tcMar>
+          </w:tcPr>
+          <w:p>
+            <w:r>
+              <w:rPr>
+                <w:rFonts w:ascii="Arial" w:cs="Arial" w:eastAsia="Arial" w:hAnsi="Arial"/>
+                <w:sz w:val="22"/>
+                <w:szCs w:val="22"/>
+              </w:rPr>
+              <w:t xml:space="preserve">Más de un mes de antibióticos en un año, o antibiótico por vena</w:t>
+            </w:r>
+          </w:p>
+        </w:tc>
+        <w:tc>
+          <w:tcPr>
+            <w:tcW w:type="dxa" w:w="2500"/>
+            <w:tcBorders>
+              <w:top w:val="single" w:color="CCCCCC" w:sz="1"/>
+              <w:left w:val="single" w:color="CCCCCC" w:sz="1"/>
+              <w:bottom w:val="single" w:color="CCCCCC" w:sz="1"/>
+              <w:right w:val="single" w:color="CCCCCC" w:sz="1"/>
+            </w:tcBorders>
+            <w:tcMar>
+              <w:top w:type="dxa" w:w="80"/>
+              <w:left w:type="dxa" w:w="120"/>
+              <w:bottom w:type="dxa" w:w="80"/>
+              <w:right w:type="dxa" w:w="120"/>
+            </w:tcMar>
+          </w:tcPr>
+          <w:p>
+            <w:r>
+              <w:rPr>
+                <w:rFonts w:ascii="Arial" w:cs="Arial" w:eastAsia="Arial" w:hAnsi="Arial"/>
+                <w:sz w:val="22"/>
+                <w:szCs w:val="22"/>
+              </w:rPr>
+              <w:t xml:space="preserve">KB CEREDIH/ESID</w:t>
+            </w:r>
+          </w:p>
+        </w:tc>
+        <w:tc>
+          <w:tcPr>
+            <w:tcW w:type="dxa" w:w="1460"/>
+            <w:tcBorders>
+              <w:top w:val="single" w:color="CCCCCC" w:sz="1"/>
+              <w:left w:val="single" w:color="CCCCCC" w:sz="1"/>
+              <w:bottom w:val="single" w:color="CCCCCC" w:sz="1"/>
+              <w:right w:val="single" w:color="CCCCCC" w:sz="1"/>
+            </w:tcBorders>
+            <w:tcMar>
+              <w:top w:type="dxa" w:w="80"/>
+              <w:left w:type="dxa" w:w="120"/>
+              <w:bottom w:type="dxa" w:w="80"/>
+              <w:right w:type="dxa" w:w="120"/>
+            </w:tcMar>
+          </w:tcPr>
+          <w:p>
+            <w:r>
+              <w:rPr>
+                <w:rFonts w:ascii="Arial" w:cs="Arial" w:eastAsia="Arial" w:hAnsi="Arial"/>
+                <w:sz w:val="22"/>
+                <w:szCs w:val="22"/>
+              </w:rPr>
+              <w:t xml:space="preserve">Existente</w:t>
+            </w:r>
+          </w:p>
+        </w:tc>
+      </w:tr>
+      <w:tr>
+        <w:tc>
+          <w:tcPr>
+            <w:tcW w:type="dxa" w:w="5400"/>
+            <w:tcBorders>
+              <w:top w:val="single" w:color="CCCCCC" w:sz="1"/>
+              <w:left w:val="single" w:color="CCCCCC" w:sz="1"/>
+              <w:bottom w:val="single" w:color="CCCCCC" w:sz="1"/>
+              <w:right w:val="single" w:color="CCCCCC" w:sz="1"/>
+            </w:tcBorders>
+            <w:tcMar>
+              <w:top w:type="dxa" w:w="80"/>
+              <w:left w:type="dxa" w:w="120"/>
+              <w:bottom w:type="dxa" w:w="80"/>
+              <w:right w:type="dxa" w:w="120"/>
+            </w:tcMar>
+          </w:tcPr>
+          <w:p>
+            <w:r>
+              <w:rPr>
+                <w:rFonts w:ascii="Arial" w:cs="Arial" w:eastAsia="Arial" w:hAnsi="Arial"/>
+                <w:sz w:val="22"/>
+                <w:szCs w:val="22"/>
+              </w:rPr>
+              <w:t xml:space="preserve">Hongos en la piel o en la boca que no se curan o que vuelven</w:t>
+            </w:r>
+          </w:p>
+        </w:tc>
+        <w:tc>
+          <w:tcPr>
+            <w:tcW w:type="dxa" w:w="2500"/>
+            <w:tcBorders>
+              <w:top w:val="single" w:color="CCCCCC" w:sz="1"/>
+              <w:left w:val="single" w:color="CCCCCC" w:sz="1"/>
+              <w:bottom w:val="single" w:color="CCCCCC" w:sz="1"/>
+              <w:right w:val="single" w:color="CCCCCC" w:sz="1"/>
+            </w:tcBorders>
+            <w:tcMar>
+              <w:top w:type="dxa" w:w="80"/>
+              <w:left w:type="dxa" w:w="120"/>
+              <w:bottom w:type="dxa" w:w="80"/>
+              <w:right w:type="dxa" w:w="120"/>
+            </w:tcMar>
+          </w:tcPr>
+          <w:p>
+            <w:r>
+              <w:rPr>
+                <w:rFonts w:ascii="Arial" w:cs="Arial" w:eastAsia="Arial" w:hAnsi="Arial"/>
+                <w:sz w:val="22"/>
+                <w:szCs w:val="22"/>
+              </w:rPr>
+              <w:t xml:space="preserve">KB CEREDIH/ESID</w:t>
+            </w:r>
+          </w:p>
+        </w:tc>
+        <w:tc>
+          <w:tcPr>
+            <w:tcW w:type="dxa" w:w="1460"/>
+            <w:tcBorders>
+              <w:top w:val="single" w:color="CCCCCC" w:sz="1"/>
+              <w:left w:val="single" w:color="CCCCCC" w:sz="1"/>
+              <w:bottom w:val="single" w:color="CCCCCC" w:sz="1"/>
+              <w:right w:val="single" w:color="CCCCCC" w:sz="1"/>
+            </w:tcBorders>
+            <w:tcMar>
+              <w:top w:type="dxa" w:w="80"/>
+              <w:left w:type="dxa" w:w="120"/>
+              <w:bottom w:type="dxa" w:w="80"/>
+              <w:right w:type="dxa" w:w="120"/>
+            </w:tcMar>
+          </w:tcPr>
+          <w:p>
+            <w:r>
+              <w:rPr>
+                <w:rFonts w:ascii="Arial" w:cs="Arial" w:eastAsia="Arial" w:hAnsi="Arial"/>
+                <w:sz w:val="22"/>
+                <w:szCs w:val="22"/>
+              </w:rPr>
+              <w:t xml:space="preserve">Existente</w:t>
+            </w:r>
+          </w:p>
+        </w:tc>
+      </w:tr>
+      <w:tr>
+        <w:tc>
+          <w:tcPr>
+            <w:tcW w:type="dxa" w:w="5400"/>
+            <w:tcBorders>
+              <w:top w:val="single" w:color="CCCCCC" w:sz="1"/>
+              <w:left w:val="single" w:color="CCCCCC" w:sz="1"/>
+              <w:bottom w:val="single" w:color="CCCCCC" w:sz="1"/>
+              <w:right w:val="single" w:color="CCCCCC" w:sz="1"/>
+            </w:tcBorders>
+            <w:tcMar>
+              <w:top w:type="dxa" w:w="80"/>
+              <w:left w:type="dxa" w:w="120"/>
+              <w:bottom w:type="dxa" w:w="80"/>
+              <w:right w:type="dxa" w:w="120"/>
+            </w:tcMar>
+          </w:tcPr>
+          <w:p>
+            <w:r>
+              <w:rPr>
+                <w:rFonts w:ascii="Arial" w:cs="Arial" w:eastAsia="Arial" w:hAnsi="Arial"/>
+                <w:sz w:val="22"/>
+                <w:szCs w:val="22"/>
+              </w:rPr>
+              <w:t xml:space="preserve">Alergias muy graves o eccema muy grave</w:t>
+            </w:r>
+          </w:p>
+        </w:tc>
+        <w:tc>
+          <w:tcPr>
+            <w:tcW w:type="dxa" w:w="2500"/>
+            <w:tcBorders>
+              <w:top w:val="single" w:color="CCCCCC" w:sz="1"/>
+              <w:left w:val="single" w:color="CCCCCC" w:sz="1"/>
+              <w:bottom w:val="single" w:color="CCCCCC" w:sz="1"/>
+              <w:right w:val="single" w:color="CCCCCC" w:sz="1"/>
+            </w:tcBorders>
+            <w:tcMar>
+              <w:top w:type="dxa" w:w="80"/>
+              <w:left w:type="dxa" w:w="120"/>
+              <w:bottom w:type="dxa" w:w="80"/>
+              <w:right w:type="dxa" w:w="120"/>
+            </w:tcMar>
+          </w:tcPr>
+          <w:p>
+            <w:r>
+              <w:rPr>
+                <w:rFonts w:ascii="Arial" w:cs="Arial" w:eastAsia="Arial" w:hAnsi="Arial"/>
+                <w:sz w:val="22"/>
+                <w:szCs w:val="22"/>
+              </w:rPr>
+              <w:t xml:space="preserve">KB CEREDIH/ESID</w:t>
+            </w:r>
+          </w:p>
+        </w:tc>
+        <w:tc>
+          <w:tcPr>
+            <w:tcW w:type="dxa" w:w="1460"/>
+            <w:tcBorders>
+              <w:top w:val="single" w:color="CCCCCC" w:sz="1"/>
+              <w:left w:val="single" w:color="CCCCCC" w:sz="1"/>
+              <w:bottom w:val="single" w:color="CCCCCC" w:sz="1"/>
+              <w:right w:val="single" w:color="CCCCCC" w:sz="1"/>
+            </w:tcBorders>
+            <w:tcMar>
+              <w:top w:type="dxa" w:w="80"/>
+              <w:left w:type="dxa" w:w="120"/>
+              <w:bottom w:type="dxa" w:w="80"/>
+              <w:right w:type="dxa" w:w="120"/>
+            </w:tcMar>
+          </w:tcPr>
+          <w:p>
+            <w:r>
+              <w:rPr>
+                <w:rFonts w:ascii="Arial" w:cs="Arial" w:eastAsia="Arial" w:hAnsi="Arial"/>
+                <w:sz w:val="22"/>
+                <w:szCs w:val="22"/>
+              </w:rPr>
+              <w:t xml:space="preserve">Existente</w:t>
+            </w:r>
+          </w:p>
+        </w:tc>
+      </w:tr>
+      <w:tr>
+        <w:tc>
+          <w:tcPr>
+            <w:tcW w:type="dxa" w:w="5400"/>
+            <w:tcBorders>
+              <w:top w:val="single" w:color="CCCCCC" w:sz="1"/>
+              <w:left w:val="single" w:color="CCCCCC" w:sz="1"/>
+              <w:bottom w:val="single" w:color="CCCCCC" w:sz="1"/>
+              <w:right w:val="single" w:color="CCCCCC" w:sz="1"/>
+            </w:tcBorders>
+            <w:tcMar>
+              <w:top w:type="dxa" w:w="80"/>
+              <w:left w:type="dxa" w:w="120"/>
+              <w:bottom w:type="dxa" w:w="80"/>
+              <w:right w:type="dxa" w:w="120"/>
+            </w:tcMar>
+          </w:tcPr>
+          <w:p>
+            <w:r>
+              <w:rPr>
+                <w:rFonts w:ascii="Arial" w:cs="Arial" w:eastAsia="Arial" w:hAnsi="Arial"/>
+                <w:sz w:val="22"/>
+                <w:szCs w:val="22"/>
+              </w:rPr>
+              <w:t xml:space="preserve">Dos o más sinusitis, o una celulitis alrededor del ojo, al año</w:t>
+            </w:r>
+          </w:p>
+        </w:tc>
+        <w:tc>
+          <w:tcPr>
+            <w:tcW w:type="dxa" w:w="2500"/>
+            <w:tcBorders>
+              <w:top w:val="single" w:color="CCCCCC" w:sz="1"/>
+              <w:left w:val="single" w:color="CCCCCC" w:sz="1"/>
+              <w:bottom w:val="single" w:color="CCCCCC" w:sz="1"/>
+              <w:right w:val="single" w:color="CCCCCC" w:sz="1"/>
+            </w:tcBorders>
+            <w:tcMar>
+              <w:top w:type="dxa" w:w="80"/>
+              <w:left w:type="dxa" w:w="120"/>
+              <w:bottom w:type="dxa" w:w="80"/>
+              <w:right w:type="dxa" w:w="120"/>
+            </w:tcMar>
+          </w:tcPr>
+          <w:p>
+            <w:r>
+              <w:rPr>
+                <w:rFonts w:ascii="Arial" w:cs="Arial" w:eastAsia="Arial" w:hAnsi="Arial"/>
+                <w:sz w:val="22"/>
+                <w:szCs w:val="22"/>
+              </w:rPr>
+              <w:t xml:space="preserve">PIDCAP</w:t>
+            </w:r>
+          </w:p>
+        </w:tc>
+        <w:tc>
+          <w:tcPr>
+            <w:tcW w:type="dxa" w:w="1460"/>
+            <w:tcBorders>
+              <w:top w:val="single" w:color="CCCCCC" w:sz="1"/>
+              <w:left w:val="single" w:color="CCCCCC" w:sz="1"/>
+              <w:bottom w:val="single" w:color="CCCCCC" w:sz="1"/>
+              <w:right w:val="single" w:color="CCCCCC" w:sz="1"/>
+            </w:tcBorders>
+            <w:tcMar>
+              <w:top w:type="dxa" w:w="80"/>
+              <w:left w:type="dxa" w:w="120"/>
+              <w:bottom w:type="dxa" w:w="80"/>
+              <w:right w:type="dxa" w:w="120"/>
+            </w:tcMar>
+          </w:tcPr>
+          <w:p>
+            <w:r>
+              <w:rPr>
+                <w:rFonts w:ascii="Arial" w:cs="Arial" w:eastAsia="Arial" w:hAnsi="Arial"/>
+                <w:b/>
+                <w:bCs/>
+                <w:color w:val="1F7A1F"/>
+                <w:sz w:val="22"/>
+                <w:szCs w:val="22"/>
+              </w:rPr>
+              <w:t xml:space="preserve">Nuevo</w:t>
+            </w:r>
+          </w:p>
+        </w:tc>
+      </w:tr>
+      <w:tr>
+        <w:tc>
+          <w:tcPr>
+            <w:tcW w:type="dxa" w:w="5400"/>
+            <w:tcBorders>
+              <w:top w:val="single" w:color="CCCCCC" w:sz="1"/>
+              <w:left w:val="single" w:color="CCCCCC" w:sz="1"/>
+              <w:bottom w:val="single" w:color="CCCCCC" w:sz="1"/>
+              <w:right w:val="single" w:color="CCCCCC" w:sz="1"/>
+            </w:tcBorders>
+            <w:tcMar>
+              <w:top w:type="dxa" w:w="80"/>
+              <w:left w:type="dxa" w:w="120"/>
+              <w:bottom w:type="dxa" w:w="80"/>
+              <w:right w:type="dxa" w:w="120"/>
+            </w:tcMar>
+          </w:tcPr>
+          <w:p>
+            <w:r>
+              <w:rPr>
+                <w:rFonts w:ascii="Arial" w:cs="Arial" w:eastAsia="Arial" w:hAnsi="Arial"/>
+                <w:sz w:val="22"/>
+                <w:szCs w:val="22"/>
+              </w:rPr>
+              <w:t xml:space="preserve">Dos o más neumonías al año, o tres en dos años</w:t>
+            </w:r>
+          </w:p>
+        </w:tc>
+        <w:tc>
+          <w:tcPr>
+            <w:tcW w:type="dxa" w:w="2500"/>
+            <w:tcBorders>
+              <w:top w:val="single" w:color="CCCCCC" w:sz="1"/>
+              <w:left w:val="single" w:color="CCCCCC" w:sz="1"/>
+              <w:bottom w:val="single" w:color="CCCCCC" w:sz="1"/>
+              <w:right w:val="single" w:color="CCCCCC" w:sz="1"/>
+            </w:tcBorders>
+            <w:tcMar>
+              <w:top w:type="dxa" w:w="80"/>
+              <w:left w:type="dxa" w:w="120"/>
+              <w:bottom w:type="dxa" w:w="80"/>
+              <w:right w:type="dxa" w:w="120"/>
+            </w:tcMar>
+          </w:tcPr>
+          <w:p>
+            <w:r>
+              <w:rPr>
+                <w:rFonts w:ascii="Arial" w:cs="Arial" w:eastAsia="Arial" w:hAnsi="Arial"/>
+                <w:sz w:val="22"/>
+                <w:szCs w:val="22"/>
+              </w:rPr>
+              <w:t xml:space="preserve">PIDCAP</w:t>
+            </w:r>
+          </w:p>
+        </w:tc>
+        <w:tc>
+          <w:tcPr>
+            <w:tcW w:type="dxa" w:w="1460"/>
+            <w:tcBorders>
+              <w:top w:val="single" w:color="CCCCCC" w:sz="1"/>
+              <w:left w:val="single" w:color="CCCCCC" w:sz="1"/>
+              <w:bottom w:val="single" w:color="CCCCCC" w:sz="1"/>
+              <w:right w:val="single" w:color="CCCCCC" w:sz="1"/>
+            </w:tcBorders>
+            <w:tcMar>
+              <w:top w:type="dxa" w:w="80"/>
+              <w:left w:type="dxa" w:w="120"/>
+              <w:bottom w:type="dxa" w:w="80"/>
+              <w:right w:type="dxa" w:w="120"/>
+            </w:tcMar>
+          </w:tcPr>
+          <w:p>
+            <w:r>
+              <w:rPr>
+                <w:rFonts w:ascii="Arial" w:cs="Arial" w:eastAsia="Arial" w:hAnsi="Arial"/>
+                <w:b/>
+                <w:bCs/>
+                <w:color w:val="1F7A1F"/>
+                <w:sz w:val="22"/>
+                <w:szCs w:val="22"/>
+              </w:rPr>
+              <w:t xml:space="preserve">Nuevo</w:t>
+            </w:r>
+          </w:p>
+        </w:tc>
+      </w:tr>
+      <w:tr>
+        <w:tc>
+          <w:tcPr>
+            <w:tcW w:type="dxa" w:w="5400"/>
+            <w:tcBorders>
+              <w:top w:val="single" w:color="CCCCCC" w:sz="1"/>
+              <w:left w:val="single" w:color="CCCCCC" w:sz="1"/>
+              <w:bottom w:val="single" w:color="CCCCCC" w:sz="1"/>
+              <w:right w:val="single" w:color="CCCCCC" w:sz="1"/>
+            </w:tcBorders>
+            <w:tcMar>
+              <w:top w:type="dxa" w:w="80"/>
+              <w:left w:type="dxa" w:w="120"/>
+              <w:bottom w:type="dxa" w:w="80"/>
+              <w:right w:type="dxa" w:w="120"/>
+            </w:tcMar>
+          </w:tcPr>
+          <w:p>
+            <w:r>
+              <w:rPr>
+                <w:rFonts w:ascii="Arial" w:cs="Arial" w:eastAsia="Arial" w:hAnsi="Arial"/>
+                <w:sz w:val="22"/>
+                <w:szCs w:val="22"/>
+              </w:rPr>
+              <w:t xml:space="preserve">Antecedentes familiares de problemas parecidos (cánceres de la sangre, infecciones graves repetidas, etc.)</w:t>
+            </w:r>
+          </w:p>
+        </w:tc>
+        <w:tc>
+          <w:tcPr>
+            <w:tcW w:type="dxa" w:w="2500"/>
+            <w:tcBorders>
+              <w:top w:val="single" w:color="CCCCCC" w:sz="1"/>
+              <w:left w:val="single" w:color="CCCCCC" w:sz="1"/>
+              <w:bottom w:val="single" w:color="CCCCCC" w:sz="1"/>
+              <w:right w:val="single" w:color="CCCCCC" w:sz="1"/>
+            </w:tcBorders>
+            <w:tcMar>
+              <w:top w:type="dxa" w:w="80"/>
+              <w:left w:type="dxa" w:w="120"/>
+              <w:bottom w:type="dxa" w:w="80"/>
+              <w:right w:type="dxa" w:w="120"/>
+            </w:tcMar>
+          </w:tcPr>
+          <w:p>
+            <w:r>
+              <w:rPr>
+                <w:rFonts w:ascii="Arial" w:cs="Arial" w:eastAsia="Arial" w:hAnsi="Arial"/>
+                <w:sz w:val="22"/>
+                <w:szCs w:val="22"/>
+              </w:rPr>
+              <w:t xml:space="preserve">PIDCAP</w:t>
+            </w:r>
+          </w:p>
+        </w:tc>
+        <w:tc>
+          <w:tcPr>
+            <w:tcW w:type="dxa" w:w="1460"/>
+            <w:tcBorders>
+              <w:top w:val="single" w:color="CCCCCC" w:sz="1"/>
+              <w:left w:val="single" w:color="CCCCCC" w:sz="1"/>
+              <w:bottom w:val="single" w:color="CCCCCC" w:sz="1"/>
+              <w:right w:val="single" w:color="CCCCCC" w:sz="1"/>
+            </w:tcBorders>
+            <w:tcMar>
+              <w:top w:type="dxa" w:w="80"/>
+              <w:left w:type="dxa" w:w="120"/>
+              <w:bottom w:type="dxa" w:w="80"/>
+              <w:right w:type="dxa" w:w="120"/>
+            </w:tcMar>
+          </w:tcPr>
+          <w:p>
+            <w:r>
+              <w:rPr>
+                <w:rFonts w:ascii="Arial" w:cs="Arial" w:eastAsia="Arial" w:hAnsi="Arial"/>
+                <w:b/>
+                <w:bCs/>
+                <w:color w:val="1F7A1F"/>
+                <w:sz w:val="22"/>
+                <w:szCs w:val="22"/>
+              </w:rPr>
+              <w:t xml:space="preserve">Nuevo</w:t>
+            </w:r>
+          </w:p>
+        </w:tc>
+      </w:tr>
+      <w:tr>
+        <w:tc>
+          <w:tcPr>
+            <w:tcW w:type="dxa" w:w="5400"/>
+            <w:tcBorders>
+              <w:top w:val="single" w:color="CCCCCC" w:sz="1"/>
+              <w:left w:val="single" w:color="CCCCCC" w:sz="1"/>
+              <w:bottom w:val="single" w:color="CCCCCC" w:sz="1"/>
+              <w:right w:val="single" w:color="CCCCCC" w:sz="1"/>
+            </w:tcBorders>
+            <w:tcMar>
+              <w:top w:type="dxa" w:w="80"/>
+              <w:left w:type="dxa" w:w="120"/>
+              <w:bottom w:type="dxa" w:w="80"/>
+              <w:right w:type="dxa" w:w="120"/>
+            </w:tcMar>
+          </w:tcPr>
+          <w:p>
+            <w:r>
+              <w:rPr>
+                <w:rFonts w:ascii="Arial" w:cs="Arial" w:eastAsia="Arial" w:hAnsi="Arial"/>
+                <w:sz w:val="22"/>
+                <w:szCs w:val="22"/>
+              </w:rPr>
+              <w:t xml:space="preserve">Infección vírica de la piel crónica o repetida (verrugas, herpes, etc.), tres o más episodios al año</w:t>
+            </w:r>
+          </w:p>
+        </w:tc>
+        <w:tc>
+          <w:tcPr>
+            <w:tcW w:type="dxa" w:w="2500"/>
+            <w:tcBorders>
+              <w:top w:val="single" w:color="CCCCCC" w:sz="1"/>
+              <w:left w:val="single" w:color="CCCCCC" w:sz="1"/>
+              <w:bottom w:val="single" w:color="CCCCCC" w:sz="1"/>
+              <w:right w:val="single" w:color="CCCCCC" w:sz="1"/>
+            </w:tcBorders>
+            <w:tcMar>
+              <w:top w:type="dxa" w:w="80"/>
+              <w:left w:type="dxa" w:w="120"/>
+              <w:bottom w:type="dxa" w:w="80"/>
+              <w:right w:type="dxa" w:w="120"/>
+            </w:tcMar>
+          </w:tcPr>
+          <w:p>
+            <w:r>
+              <w:rPr>
+                <w:rFonts w:ascii="Arial" w:cs="Arial" w:eastAsia="Arial" w:hAnsi="Arial"/>
+                <w:sz w:val="22"/>
+                <w:szCs w:val="22"/>
+              </w:rPr>
+              <w:t xml:space="preserve">PIDCAP</w:t>
+            </w:r>
+          </w:p>
+        </w:tc>
+        <w:tc>
+          <w:tcPr>
+            <w:tcW w:type="dxa" w:w="1460"/>
+            <w:tcBorders>
+              <w:top w:val="single" w:color="CCCCCC" w:sz="1"/>
+              <w:left w:val="single" w:color="CCCCCC" w:sz="1"/>
+              <w:bottom w:val="single" w:color="CCCCCC" w:sz="1"/>
+              <w:right w:val="single" w:color="CCCCCC" w:sz="1"/>
+            </w:tcBorders>
+            <w:tcMar>
+              <w:top w:type="dxa" w:w="80"/>
+              <w:left w:type="dxa" w:w="120"/>
+              <w:bottom w:type="dxa" w:w="80"/>
+              <w:right w:type="dxa" w:w="120"/>
+            </w:tcMar>
+          </w:tcPr>
+          <w:p>
+            <w:r>
+              <w:rPr>
+                <w:rFonts w:ascii="Arial" w:cs="Arial" w:eastAsia="Arial" w:hAnsi="Arial"/>
+                <w:b/>
+                <w:bCs/>
+                <w:color w:val="1F7A1F"/>
+                <w:sz w:val="22"/>
+                <w:szCs w:val="22"/>
+              </w:rPr>
+              <w:t xml:space="preserve">Nuevo</w:t>
+            </w:r>
+          </w:p>
+        </w:tc>
+      </w:tr>
+      <w:tr>
+        <w:tc>
+          <w:tcPr>
+            <w:tcW w:type="dxa" w:w="5400"/>
+            <w:tcBorders>
+              <w:top w:val="single" w:color="CCCCCC" w:sz="1"/>
+              <w:left w:val="single" w:color="CCCCCC" w:sz="1"/>
+              <w:bottom w:val="single" w:color="CCCCCC" w:sz="1"/>
+              <w:right w:val="single" w:color="CCCCCC" w:sz="1"/>
+            </w:tcBorders>
+            <w:tcMar>
+              <w:top w:type="dxa" w:w="80"/>
+              <w:left w:type="dxa" w:w="120"/>
+              <w:bottom w:type="dxa" w:w="80"/>
+              <w:right w:type="dxa" w:w="120"/>
+            </w:tcMar>
+          </w:tcPr>
+          <w:p>
+            <w:r>
+              <w:rPr>
+                <w:rFonts w:ascii="Arial" w:cs="Arial" w:eastAsia="Arial" w:hAnsi="Arial"/>
+                <w:sz w:val="22"/>
+                <w:szCs w:val="22"/>
+              </w:rPr>
+              <w:t xml:space="preserve">Enfermedad inflamatoria intestinal, antes o después de los 2 años</w:t>
+            </w:r>
+          </w:p>
+        </w:tc>
+        <w:tc>
+          <w:tcPr>
+            <w:tcW w:type="dxa" w:w="2500"/>
+            <w:tcBorders>
+              <w:top w:val="single" w:color="CCCCCC" w:sz="1"/>
+              <w:left w:val="single" w:color="CCCCCC" w:sz="1"/>
+              <w:bottom w:val="single" w:color="CCCCCC" w:sz="1"/>
+              <w:right w:val="single" w:color="CCCCCC" w:sz="1"/>
+            </w:tcBorders>
+            <w:tcMar>
+              <w:top w:type="dxa" w:w="80"/>
+              <w:left w:type="dxa" w:w="120"/>
+              <w:bottom w:type="dxa" w:w="80"/>
+              <w:right w:type="dxa" w:w="120"/>
+            </w:tcMar>
+          </w:tcPr>
+          <w:p>
+            <w:r>
+              <w:rPr>
+                <w:rFonts w:ascii="Arial" w:cs="Arial" w:eastAsia="Arial" w:hAnsi="Arial"/>
+                <w:sz w:val="22"/>
+                <w:szCs w:val="22"/>
+              </w:rPr>
+              <w:t xml:space="preserve">PIDCAP</w:t>
+            </w:r>
+          </w:p>
+        </w:tc>
+        <w:tc>
+          <w:tcPr>
+            <w:tcW w:type="dxa" w:w="1460"/>
+            <w:tcBorders>
+              <w:top w:val="single" w:color="CCCCCC" w:sz="1"/>
+              <w:left w:val="single" w:color="CCCCCC" w:sz="1"/>
+              <w:bottom w:val="single" w:color="CCCCCC" w:sz="1"/>
+              <w:right w:val="single" w:color="CCCCCC" w:sz="1"/>
+            </w:tcBorders>
+            <w:tcMar>
+              <w:top w:type="dxa" w:w="80"/>
+              <w:left w:type="dxa" w:w="120"/>
+              <w:bottom w:type="dxa" w:w="80"/>
+              <w:right w:type="dxa" w:w="120"/>
+            </w:tcMar>
+          </w:tcPr>
+          <w:p>
+            <w:r>
+              <w:rPr>
+                <w:rFonts w:ascii="Arial" w:cs="Arial" w:eastAsia="Arial" w:hAnsi="Arial"/>
+                <w:b/>
+                <w:bCs/>
+                <w:color w:val="1F7A1F"/>
+                <w:sz w:val="22"/>
+                <w:szCs w:val="22"/>
+              </w:rPr>
+              <w:t xml:space="preserve">Nuevo</w:t>
+            </w:r>
+          </w:p>
+        </w:tc>
+      </w:tr>
+      <w:tr>
+        <w:tc>
+          <w:tcPr>
+            <w:tcW w:type="dxa" w:w="5400"/>
+            <w:tcBorders>
+              <w:top w:val="single" w:color="CCCCCC" w:sz="1"/>
+              <w:left w:val="single" w:color="CCCCCC" w:sz="1"/>
+              <w:bottom w:val="single" w:color="CCCCCC" w:sz="1"/>
+              <w:right w:val="single" w:color="CCCCCC" w:sz="1"/>
+            </w:tcBorders>
+            <w:tcMar>
+              <w:top w:type="dxa" w:w="80"/>
+              <w:left w:type="dxa" w:w="120"/>
+              <w:bottom w:type="dxa" w:w="80"/>
+              <w:right w:type="dxa" w:w="120"/>
+            </w:tcMar>
+          </w:tcPr>
+          <w:p>
+            <w:r>
+              <w:rPr>
+                <w:rFonts w:ascii="Arial" w:cs="Arial" w:eastAsia="Arial" w:hAnsi="Arial"/>
+                <w:sz w:val="22"/>
+                <w:szCs w:val="22"/>
+              </w:rPr>
+              <w:t xml:space="preserve">Bronquiectasias sin tener fibrosis quística</w:t>
+            </w:r>
+          </w:p>
+        </w:tc>
+        <w:tc>
+          <w:tcPr>
+            <w:tcW w:type="dxa" w:w="2500"/>
+            <w:tcBorders>
+              <w:top w:val="single" w:color="CCCCCC" w:sz="1"/>
+              <w:left w:val="single" w:color="CCCCCC" w:sz="1"/>
+              <w:bottom w:val="single" w:color="CCCCCC" w:sz="1"/>
+              <w:right w:val="single" w:color="CCCCCC" w:sz="1"/>
+            </w:tcBorders>
+            <w:tcMar>
+              <w:top w:type="dxa" w:w="80"/>
+              <w:left w:type="dxa" w:w="120"/>
+              <w:bottom w:type="dxa" w:w="80"/>
+              <w:right w:type="dxa" w:w="120"/>
+            </w:tcMar>
+          </w:tcPr>
+          <w:p>
+            <w:r>
+              <w:rPr>
+                <w:rFonts w:ascii="Arial" w:cs="Arial" w:eastAsia="Arial" w:hAnsi="Arial"/>
+                <w:sz w:val="22"/>
+                <w:szCs w:val="22"/>
+              </w:rPr>
+              <w:t xml:space="preserve">PIDCAP</w:t>
+            </w:r>
+          </w:p>
+        </w:tc>
+        <w:tc>
+          <w:tcPr>
+            <w:tcW w:type="dxa" w:w="1460"/>
+            <w:tcBorders>
+              <w:top w:val="single" w:color="CCCCCC" w:sz="1"/>
+              <w:left w:val="single" w:color="CCCCCC" w:sz="1"/>
+              <w:bottom w:val="single" w:color="CCCCCC" w:sz="1"/>
+              <w:right w:val="single" w:color="CCCCCC" w:sz="1"/>
+            </w:tcBorders>
+            <w:tcMar>
+              <w:top w:type="dxa" w:w="80"/>
+              <w:left w:type="dxa" w:w="120"/>
+              <w:bottom w:type="dxa" w:w="80"/>
+              <w:right w:type="dxa" w:w="120"/>
+            </w:tcMar>
+          </w:tcPr>
+          <w:p>
+            <w:r>
+              <w:rPr>
+                <w:rFonts w:ascii="Arial" w:cs="Arial" w:eastAsia="Arial" w:hAnsi="Arial"/>
+                <w:b/>
+                <w:bCs/>
+                <w:color w:val="1F7A1F"/>
+                <w:sz w:val="22"/>
+                <w:szCs w:val="22"/>
+              </w:rPr>
+              <w:t xml:space="preserve">Nuevo</w:t>
+            </w:r>
+          </w:p>
+        </w:tc>
+      </w:tr>
+    </w:tbl>
+    <w:p>
+      <w:pPr>
+        <w:spacing w:before="300"/>
+      </w:pPr>
+    </w:p>
+    <w:p>
+      <w:r>
+        <w:rPr>
+          <w:rFonts w:ascii="Arial" w:cs="Arial" w:eastAsia="Arial" w:hAnsi="Arial"/>
+          <w:b/>
+          <w:bCs/>
+          <w:sz w:val="22"/>
+          <w:szCs w:val="22"/>
+        </w:rPr>
+        <w:t xml:space="preserve">Población adulta (5 signos: 4 existentes + 1 nuevo)</w:t>
+      </w:r>
+    </w:p>
+    <w:tbl>
+      <w:tblPr>
+        <w:tblW w:type="dxa" w:w="9360"/>
+        <w:tblBorders>
+          <w:top w:val="single" w:color="auto" w:sz="4"/>
+          <w:left w:val="single" w:color="auto" w:sz="4"/>
+          <w:bottom w:val="single" w:color="auto" w:sz="4"/>
+          <w:right w:val="single" w:color="auto" w:sz="4"/>
+          <w:insideH w:val="single" w:color="auto" w:sz="4"/>
+          <w:insideV w:val="single" w:color="auto" w:sz="4"/>
+        </w:tblBorders>
+      </w:tblPr>
+      <w:tblGrid>
+        <w:gridCol w:w="5400"/>
+        <w:gridCol w:w="2500"/>
+        <w:gridCol w:w="1460"/>
+      </w:tblGrid>
+      <w:tr>
+        <w:tc>
+          <w:tcPr>
+            <w:tcW w:type="dxa" w:w="5400"/>
+            <w:tcBorders>
+              <w:top w:val="single" w:color="CCCCCC" w:sz="1"/>
+              <w:left w:val="single" w:color="CCCCCC" w:sz="1"/>
+              <w:bottom w:val="single" w:color="CCCCCC" w:sz="1"/>
+              <w:right w:val="single" w:color="CCCCCC" w:sz="1"/>
+            </w:tcBorders>
+            <w:shd w:fill="D5E8F0" w:val="clear"/>
+            <w:tcMar>
+              <w:top w:type="dxa" w:w="80"/>
+              <w:left w:type="dxa" w:w="120"/>
+              <w:bottom w:type="dxa" w:w="80"/>
+              <w:right w:type="dxa" w:w="120"/>
+            </w:tcMar>
+          </w:tcPr>
+          <w:p>
+            <w:r>
+              <w:rPr>
+                <w:rFonts w:ascii="Arial" w:cs="Arial" w:eastAsia="Arial" w:hAnsi="Arial"/>
+                <w:b/>
+                <w:bCs/>
+                <w:sz w:val="22"/>
+                <w:szCs w:val="22"/>
+              </w:rPr>
+              <w:t xml:space="preserve">Signo</w:t>
+            </w:r>
+          </w:p>
+        </w:tc>
+        <w:tc>
+          <w:tcPr>
+            <w:tcW w:type="dxa" w:w="2500"/>
+            <w:tcBorders>
+              <w:top w:val="single" w:color="CCCCCC" w:sz="1"/>
+              <w:left w:val="single" w:color="CCCCCC" w:sz="1"/>
+              <w:bottom w:val="single" w:color="CCCCCC" w:sz="1"/>
+              <w:right w:val="single" w:color="CCCCCC" w:sz="1"/>
+            </w:tcBorders>
+            <w:shd w:fill="D5E8F0" w:val="clear"/>
+            <w:tcMar>
+              <w:top w:type="dxa" w:w="80"/>
+              <w:left w:type="dxa" w:w="120"/>
+              <w:bottom w:type="dxa" w:w="80"/>
+              <w:right w:type="dxa" w:w="120"/>
+            </w:tcMar>
+          </w:tcPr>
+          <w:p>
+            <w:r>
+              <w:rPr>
+                <w:rFonts w:ascii="Arial" w:cs="Arial" w:eastAsia="Arial" w:hAnsi="Arial"/>
+                <w:b/>
+                <w:bCs/>
+                <w:sz w:val="22"/>
+                <w:szCs w:val="22"/>
+              </w:rPr>
+              <w:t xml:space="preserve">Fuente</w:t>
+            </w:r>
+          </w:p>
+        </w:tc>
+        <w:tc>
+          <w:tcPr>
+            <w:tcW w:type="dxa" w:w="1460"/>
+            <w:tcBorders>
+              <w:top w:val="single" w:color="CCCCCC" w:sz="1"/>
+              <w:left w:val="single" w:color="CCCCCC" w:sz="1"/>
+              <w:bottom w:val="single" w:color="CCCCCC" w:sz="1"/>
+              <w:right w:val="single" w:color="CCCCCC" w:sz="1"/>
+            </w:tcBorders>
+            <w:shd w:fill="D5E8F0" w:val="clear"/>
+            <w:tcMar>
+              <w:top w:type="dxa" w:w="80"/>
+              <w:left w:type="dxa" w:w="120"/>
+              <w:bottom w:type="dxa" w:w="80"/>
+              <w:right w:type="dxa" w:w="120"/>
+            </w:tcMar>
+          </w:tcPr>
+          <w:p>
+            <w:r>
+              <w:rPr>
+                <w:rFonts w:ascii="Arial" w:cs="Arial" w:eastAsia="Arial" w:hAnsi="Arial"/>
+                <w:b/>
+                <w:bCs/>
+                <w:sz w:val="22"/>
+                <w:szCs w:val="22"/>
+              </w:rPr>
+              <w:t xml:space="preserve">Estado</w:t>
+            </w:r>
+          </w:p>
+        </w:tc>
+      </w:tr>
+      <w:tr>
+        <w:tc>
+          <w:tcPr>
+            <w:tcW w:type="dxa" w:w="5400"/>
+            <w:tcBorders>
+              <w:top w:val="single" w:color="CCCCCC" w:sz="1"/>
+              <w:left w:val="single" w:color="CCCCCC" w:sz="1"/>
+              <w:bottom w:val="single" w:color="CCCCCC" w:sz="1"/>
+              <w:right w:val="single" w:color="CCCCCC" w:sz="1"/>
+            </w:tcBorders>
+            <w:tcMar>
+              <w:top w:type="dxa" w:w="80"/>
+              <w:left w:type="dxa" w:w="120"/>
+              <w:bottom w:type="dxa" w:w="80"/>
+              <w:right w:type="dxa" w:w="120"/>
+            </w:tcMar>
+          </w:tcPr>
+          <w:p>
+            <w:r>
+              <w:rPr>
+                <w:rFonts w:ascii="Arial" w:cs="Arial" w:eastAsia="Arial" w:hAnsi="Arial"/>
+                <w:sz w:val="22"/>
+                <w:szCs w:val="22"/>
+              </w:rPr>
+              <w:t xml:space="preserve">Más de dos sinusitis, otitis o neumonías al año</w:t>
+            </w:r>
+          </w:p>
+        </w:tc>
+        <w:tc>
+          <w:tcPr>
+            <w:tcW w:type="dxa" w:w="2500"/>
+            <w:tcBorders>
+              <w:top w:val="single" w:color="CCCCCC" w:sz="1"/>
+              <w:left w:val="single" w:color="CCCCCC" w:sz="1"/>
+              <w:bottom w:val="single" w:color="CCCCCC" w:sz="1"/>
+              <w:right w:val="single" w:color="CCCCCC" w:sz="1"/>
+            </w:tcBorders>
+            <w:tcMar>
+              <w:top w:type="dxa" w:w="80"/>
+              <w:left w:type="dxa" w:w="120"/>
+              <w:bottom w:type="dxa" w:w="80"/>
+              <w:right w:type="dxa" w:w="120"/>
+            </w:tcMar>
+          </w:tcPr>
+          <w:p>
+            <w:r>
+              <w:rPr>
+                <w:rFonts w:ascii="Arial" w:cs="Arial" w:eastAsia="Arial" w:hAnsi="Arial"/>
+                <w:sz w:val="22"/>
+                <w:szCs w:val="22"/>
+              </w:rPr>
+              <w:t xml:space="preserve">KB CEREDIH/ESID</w:t>
+            </w:r>
+          </w:p>
+        </w:tc>
+        <w:tc>
+          <w:tcPr>
+            <w:tcW w:type="dxa" w:w="1460"/>
+            <w:tcBorders>
+              <w:top w:val="single" w:color="CCCCCC" w:sz="1"/>
+              <w:left w:val="single" w:color="CCCCCC" w:sz="1"/>
+              <w:bottom w:val="single" w:color="CCCCCC" w:sz="1"/>
+              <w:right w:val="single" w:color="CCCCCC" w:sz="1"/>
+            </w:tcBorders>
+            <w:tcMar>
+              <w:top w:type="dxa" w:w="80"/>
+              <w:left w:type="dxa" w:w="120"/>
+              <w:bottom w:type="dxa" w:w="80"/>
+              <w:right w:type="dxa" w:w="120"/>
+            </w:tcMar>
+          </w:tcPr>
+          <w:p>
+            <w:r>
+              <w:rPr>
+                <w:rFonts w:ascii="Arial" w:cs="Arial" w:eastAsia="Arial" w:hAnsi="Arial"/>
+                <w:sz w:val="22"/>
+                <w:szCs w:val="22"/>
+              </w:rPr>
+              <w:t xml:space="preserve">Existente</w:t>
+            </w:r>
+          </w:p>
+        </w:tc>
+      </w:tr>
+      <w:tr>
+        <w:tc>
+          <w:tcPr>
+            <w:tcW w:type="dxa" w:w="5400"/>
+            <w:tcBorders>
+              <w:top w:val="single" w:color="CCCCCC" w:sz="1"/>
+              <w:left w:val="single" w:color="CCCCCC" w:sz="1"/>
+              <w:bottom w:val="single" w:color="CCCCCC" w:sz="1"/>
+              <w:right w:val="single" w:color="CCCCCC" w:sz="1"/>
+            </w:tcBorders>
+            <w:tcMar>
+              <w:top w:type="dxa" w:w="80"/>
+              <w:left w:type="dxa" w:w="120"/>
+              <w:bottom w:type="dxa" w:w="80"/>
+              <w:right w:type="dxa" w:w="120"/>
+            </w:tcMar>
+          </w:tcPr>
+          <w:p>
+            <w:r>
+              <w:rPr>
+                <w:rFonts w:ascii="Arial" w:cs="Arial" w:eastAsia="Arial" w:hAnsi="Arial"/>
+                <w:sz w:val="22"/>
+                <w:szCs w:val="22"/>
+              </w:rPr>
+              <w:t xml:space="preserve">Bronquiectasias sin explicación</w:t>
+            </w:r>
+          </w:p>
+        </w:tc>
+        <w:tc>
+          <w:tcPr>
+            <w:tcW w:type="dxa" w:w="2500"/>
+            <w:tcBorders>
+              <w:top w:val="single" w:color="CCCCCC" w:sz="1"/>
+              <w:left w:val="single" w:color="CCCCCC" w:sz="1"/>
+              <w:bottom w:val="single" w:color="CCCCCC" w:sz="1"/>
+              <w:right w:val="single" w:color="CCCCCC" w:sz="1"/>
+            </w:tcBorders>
+            <w:tcMar>
+              <w:top w:type="dxa" w:w="80"/>
+              <w:left w:type="dxa" w:w="120"/>
+              <w:bottom w:type="dxa" w:w="80"/>
+              <w:right w:type="dxa" w:w="120"/>
+            </w:tcMar>
+          </w:tcPr>
+          <w:p>
+            <w:r>
+              <w:rPr>
+                <w:rFonts w:ascii="Arial" w:cs="Arial" w:eastAsia="Arial" w:hAnsi="Arial"/>
+                <w:sz w:val="22"/>
+                <w:szCs w:val="22"/>
+              </w:rPr>
+              <w:t xml:space="preserve">KB CEREDIH/ESID</w:t>
+            </w:r>
+          </w:p>
+        </w:tc>
+        <w:tc>
+          <w:tcPr>
+            <w:tcW w:type="dxa" w:w="1460"/>
+            <w:tcBorders>
+              <w:top w:val="single" w:color="CCCCCC" w:sz="1"/>
+              <w:left w:val="single" w:color="CCCCCC" w:sz="1"/>
+              <w:bottom w:val="single" w:color="CCCCCC" w:sz="1"/>
+              <w:right w:val="single" w:color="CCCCCC" w:sz="1"/>
+            </w:tcBorders>
+            <w:tcMar>
+              <w:top w:type="dxa" w:w="80"/>
+              <w:left w:type="dxa" w:w="120"/>
+              <w:bottom w:type="dxa" w:w="80"/>
+              <w:right w:type="dxa" w:w="120"/>
+            </w:tcMar>
+          </w:tcPr>
+          <w:p>
+            <w:r>
+              <w:rPr>
+                <w:rFonts w:ascii="Arial" w:cs="Arial" w:eastAsia="Arial" w:hAnsi="Arial"/>
+                <w:sz w:val="22"/>
+                <w:szCs w:val="22"/>
+              </w:rPr>
+              <w:t xml:space="preserve">Existente</w:t>
+            </w:r>
+          </w:p>
+        </w:tc>
+      </w:tr>
+      <w:tr>
+        <w:tc>
+          <w:tcPr>
+            <w:tcW w:type="dxa" w:w="5400"/>
+            <w:tcBorders>
+              <w:top w:val="single" w:color="CCCCCC" w:sz="1"/>
+              <w:left w:val="single" w:color="CCCCCC" w:sz="1"/>
+              <w:bottom w:val="single" w:color="CCCCCC" w:sz="1"/>
+              <w:right w:val="single" w:color="CCCCCC" w:sz="1"/>
+            </w:tcBorders>
+            <w:tcMar>
+              <w:top w:type="dxa" w:w="80"/>
+              <w:left w:type="dxa" w:w="120"/>
+              <w:bottom w:type="dxa" w:w="80"/>
+              <w:right w:type="dxa" w:w="120"/>
+            </w:tcMar>
+          </w:tcPr>
+          <w:p>
+            <w:r>
+              <w:rPr>
+                <w:rFonts w:ascii="Arial" w:cs="Arial" w:eastAsia="Arial" w:hAnsi="Arial"/>
+                <w:sz w:val="22"/>
+                <w:szCs w:val="22"/>
+              </w:rPr>
+              <w:t xml:space="preserve">Más de dos meses de antibióticos al año</w:t>
+            </w:r>
+          </w:p>
+        </w:tc>
+        <w:tc>
+          <w:tcPr>
+            <w:tcW w:type="dxa" w:w="2500"/>
+            <w:tcBorders>
+              <w:top w:val="single" w:color="CCCCCC" w:sz="1"/>
+              <w:left w:val="single" w:color="CCCCCC" w:sz="1"/>
+              <w:bottom w:val="single" w:color="CCCCCC" w:sz="1"/>
+              <w:right w:val="single" w:color="CCCCCC" w:sz="1"/>
+            </w:tcBorders>
+            <w:tcMar>
+              <w:top w:type="dxa" w:w="80"/>
+              <w:left w:type="dxa" w:w="120"/>
+              <w:bottom w:type="dxa" w:w="80"/>
+              <w:right w:type="dxa" w:w="120"/>
+            </w:tcMar>
+          </w:tcPr>
+          <w:p>
+            <w:r>
+              <w:rPr>
+                <w:rFonts w:ascii="Arial" w:cs="Arial" w:eastAsia="Arial" w:hAnsi="Arial"/>
+                <w:sz w:val="22"/>
+                <w:szCs w:val="22"/>
+              </w:rPr>
+              <w:t xml:space="preserve">KB CEREDIH/ESID</w:t>
+            </w:r>
+          </w:p>
+        </w:tc>
+        <w:tc>
+          <w:tcPr>
+            <w:tcW w:type="dxa" w:w="1460"/>
+            <w:tcBorders>
+              <w:top w:val="single" w:color="CCCCCC" w:sz="1"/>
+              <w:left w:val="single" w:color="CCCCCC" w:sz="1"/>
+              <w:bottom w:val="single" w:color="CCCCCC" w:sz="1"/>
+              <w:right w:val="single" w:color="CCCCCC" w:sz="1"/>
+            </w:tcBorders>
+            <w:tcMar>
+              <w:top w:type="dxa" w:w="80"/>
+              <w:left w:type="dxa" w:w="120"/>
+              <w:bottom w:type="dxa" w:w="80"/>
+              <w:right w:type="dxa" w:w="120"/>
+            </w:tcMar>
+          </w:tcPr>
+          <w:p>
+            <w:r>
+              <w:rPr>
+                <w:rFonts w:ascii="Arial" w:cs="Arial" w:eastAsia="Arial" w:hAnsi="Arial"/>
+                <w:sz w:val="22"/>
+                <w:szCs w:val="22"/>
+              </w:rPr>
+              <w:t xml:space="preserve">Existente</w:t>
+            </w:r>
+          </w:p>
+        </w:tc>
+      </w:tr>
+      <w:tr>
+        <w:tc>
+          <w:tcPr>
+            <w:tcW w:type="dxa" w:w="5400"/>
+            <w:tcBorders>
+              <w:top w:val="single" w:color="CCCCCC" w:sz="1"/>
+              <w:left w:val="single" w:color="CCCCCC" w:sz="1"/>
+              <w:bottom w:val="single" w:color="CCCCCC" w:sz="1"/>
+              <w:right w:val="single" w:color="CCCCCC" w:sz="1"/>
+            </w:tcBorders>
+            <w:tcMar>
+              <w:top w:type="dxa" w:w="80"/>
+              <w:left w:type="dxa" w:w="120"/>
+              <w:bottom w:type="dxa" w:w="80"/>
+              <w:right w:type="dxa" w:w="120"/>
+            </w:tcMar>
+          </w:tcPr>
+          <w:p>
+            <w:r>
+              <w:rPr>
+                <w:rFonts w:ascii="Arial" w:cs="Arial" w:eastAsia="Arial" w:hAnsi="Arial"/>
+                <w:sz w:val="22"/>
+                <w:szCs w:val="22"/>
+              </w:rPr>
+              <w:t xml:space="preserve">Una infección bacteriana grave por neumococo o meningococo</w:t>
+            </w:r>
+          </w:p>
+        </w:tc>
+        <w:tc>
+          <w:tcPr>
+            <w:tcW w:type="dxa" w:w="2500"/>
+            <w:tcBorders>
+              <w:top w:val="single" w:color="CCCCCC" w:sz="1"/>
+              <w:left w:val="single" w:color="CCCCCC" w:sz="1"/>
+              <w:bottom w:val="single" w:color="CCCCCC" w:sz="1"/>
+              <w:right w:val="single" w:color="CCCCCC" w:sz="1"/>
+            </w:tcBorders>
+            <w:tcMar>
+              <w:top w:type="dxa" w:w="80"/>
+              <w:left w:type="dxa" w:w="120"/>
+              <w:bottom w:type="dxa" w:w="80"/>
+              <w:right w:type="dxa" w:w="120"/>
+            </w:tcMar>
+          </w:tcPr>
+          <w:p>
+            <w:r>
+              <w:rPr>
+                <w:rFonts w:ascii="Arial" w:cs="Arial" w:eastAsia="Arial" w:hAnsi="Arial"/>
+                <w:sz w:val="22"/>
+                <w:szCs w:val="22"/>
+              </w:rPr>
+              <w:t xml:space="preserve">KB CEREDIH/ESID</w:t>
+            </w:r>
+          </w:p>
+        </w:tc>
+        <w:tc>
+          <w:tcPr>
+            <w:tcW w:type="dxa" w:w="1460"/>
+            <w:tcBorders>
+              <w:top w:val="single" w:color="CCCCCC" w:sz="1"/>
+              <w:left w:val="single" w:color="CCCCCC" w:sz="1"/>
+              <w:bottom w:val="single" w:color="CCCCCC" w:sz="1"/>
+              <w:right w:val="single" w:color="CCCCCC" w:sz="1"/>
+            </w:tcBorders>
+            <w:tcMar>
+              <w:top w:type="dxa" w:w="80"/>
+              <w:left w:type="dxa" w:w="120"/>
+              <w:bottom w:type="dxa" w:w="80"/>
+              <w:right w:type="dxa" w:w="120"/>
+            </w:tcMar>
+          </w:tcPr>
+          <w:p>
+            <w:r>
+              <w:rPr>
+                <w:rFonts w:ascii="Arial" w:cs="Arial" w:eastAsia="Arial" w:hAnsi="Arial"/>
+                <w:sz w:val="22"/>
+                <w:szCs w:val="22"/>
+              </w:rPr>
+              <w:t xml:space="preserve">Existente</w:t>
+            </w:r>
+          </w:p>
+        </w:tc>
+      </w:tr>
+      <w:tr>
+        <w:tc>
+          <w:tcPr>
+            <w:tcW w:type="dxa" w:w="5400"/>
+            <w:tcBorders>
+              <w:top w:val="single" w:color="CCCCCC" w:sz="1"/>
+              <w:left w:val="single" w:color="CCCCCC" w:sz="1"/>
+              <w:bottom w:val="single" w:color="CCCCCC" w:sz="1"/>
+              <w:right w:val="single" w:color="CCCCCC" w:sz="1"/>
+            </w:tcBorders>
+            <w:tcMar>
+              <w:top w:type="dxa" w:w="80"/>
+              <w:left w:type="dxa" w:w="120"/>
+              <w:bottom w:type="dxa" w:w="80"/>
+              <w:right w:type="dxa" w:w="120"/>
+            </w:tcMar>
+          </w:tcPr>
+          <w:p>
+            <w:r>
+              <w:rPr>
+                <w:rFonts w:ascii="Arial" w:cs="Arial" w:eastAsia="Arial" w:hAnsi="Arial"/>
+                <w:sz w:val="22"/>
+                <w:szCs w:val="22"/>
+              </w:rPr>
+              <w:t xml:space="preserve">Infecciones víricas repetidas (resfriados, herpes, verrugas, condilomas), seis o más al año</w:t>
+            </w:r>
+          </w:p>
+        </w:tc>
+        <w:tc>
+          <w:tcPr>
+            <w:tcW w:type="dxa" w:w="2500"/>
+            <w:tcBorders>
+              <w:top w:val="single" w:color="CCCCCC" w:sz="1"/>
+              <w:left w:val="single" w:color="CCCCCC" w:sz="1"/>
+              <w:bottom w:val="single" w:color="CCCCCC" w:sz="1"/>
+              <w:right w:val="single" w:color="CCCCCC" w:sz="1"/>
+            </w:tcBorders>
+            <w:tcMar>
+              <w:top w:type="dxa" w:w="80"/>
+              <w:left w:type="dxa" w:w="120"/>
+              <w:bottom w:type="dxa" w:w="80"/>
+              <w:right w:type="dxa" w:w="120"/>
+            </w:tcMar>
+          </w:tcPr>
+          <w:p>
+            <w:r>
+              <w:rPr>
+                <w:rFonts w:ascii="Arial" w:cs="Arial" w:eastAsia="Arial" w:hAnsi="Arial"/>
+                <w:sz w:val="22"/>
+                <w:szCs w:val="22"/>
+              </w:rPr>
+              <w:t xml:space="preserve">PIDCAP</w:t>
+            </w:r>
+          </w:p>
+        </w:tc>
+        <w:tc>
+          <w:tcPr>
+            <w:tcW w:type="dxa" w:w="1460"/>
+            <w:tcBorders>
+              <w:top w:val="single" w:color="CCCCCC" w:sz="1"/>
+              <w:left w:val="single" w:color="CCCCCC" w:sz="1"/>
+              <w:bottom w:val="single" w:color="CCCCCC" w:sz="1"/>
+              <w:right w:val="single" w:color="CCCCCC" w:sz="1"/>
+            </w:tcBorders>
+            <w:tcMar>
+              <w:top w:type="dxa" w:w="80"/>
+              <w:left w:type="dxa" w:w="120"/>
+              <w:bottom w:type="dxa" w:w="80"/>
+              <w:right w:type="dxa" w:w="120"/>
+            </w:tcMar>
+          </w:tcPr>
+          <w:p>
+            <w:r>
+              <w:rPr>
+                <w:rFonts w:ascii="Arial" w:cs="Arial" w:eastAsia="Arial" w:hAnsi="Arial"/>
+                <w:b/>
+                <w:bCs/>
+                <w:color w:val="1F7A1F"/>
+                <w:sz w:val="22"/>
+                <w:szCs w:val="22"/>
+              </w:rPr>
+              <w:t xml:space="preserve">Nuevo</w:t>
+            </w:r>
+          </w:p>
+        </w:tc>
+      </w:tr>
+    </w:tbl>
+    <w:p>
+      <w:pPr>
+        <w:spacing w:before="300"/>
+      </w:pPr>
+    </w:p>
+    <w:p>
+      <w:r>
+        <w:rPr>
+          <w:rFonts w:ascii="Arial" w:cs="Arial" w:eastAsia="Arial" w:hAnsi="Arial"/>
+          <w:b/>
+          <w:bCs/>
+          <w:sz w:val="22"/>
+          <w:szCs w:val="22"/>
+        </w:rPr>
+        <w:t xml:space="preserve">Compartidos, sin edad asociada (2 signos, ambos nuevos)</w:t>
+      </w:r>
+    </w:p>
+    <w:tbl>
+      <w:tblPr>
+        <w:tblW w:type="dxa" w:w="9360"/>
+        <w:tblBorders>
+          <w:top w:val="single" w:color="auto" w:sz="4"/>
+          <w:left w:val="single" w:color="auto" w:sz="4"/>
+          <w:bottom w:val="single" w:color="auto" w:sz="4"/>
+          <w:right w:val="single" w:color="auto" w:sz="4"/>
+          <w:insideH w:val="single" w:color="auto" w:sz="4"/>
+          <w:insideV w:val="single" w:color="auto" w:sz="4"/>
+        </w:tblBorders>
+      </w:tblPr>
+      <w:tblGrid>
+        <w:gridCol w:w="5400"/>
+        <w:gridCol w:w="2500"/>
+        <w:gridCol w:w="1460"/>
+      </w:tblGrid>
+      <w:tr>
+        <w:tc>
+          <w:tcPr>
+            <w:tcW w:type="dxa" w:w="5400"/>
+            <w:tcBorders>
+              <w:top w:val="single" w:color="CCCCCC" w:sz="1"/>
+              <w:left w:val="single" w:color="CCCCCC" w:sz="1"/>
+              <w:bottom w:val="single" w:color="CCCCCC" w:sz="1"/>
+              <w:right w:val="single" w:color="CCCCCC" w:sz="1"/>
+            </w:tcBorders>
+            <w:shd w:fill="D5E8F0" w:val="clear"/>
+            <w:tcMar>
+              <w:top w:type="dxa" w:w="80"/>
+              <w:left w:type="dxa" w:w="120"/>
+              <w:bottom w:type="dxa" w:w="80"/>
+              <w:right w:type="dxa" w:w="120"/>
+            </w:tcMar>
+          </w:tcPr>
+          <w:p>
+            <w:r>
+              <w:rPr>
+                <w:rFonts w:ascii="Arial" w:cs="Arial" w:eastAsia="Arial" w:hAnsi="Arial"/>
+                <w:b/>
+                <w:bCs/>
+                <w:sz w:val="22"/>
+                <w:szCs w:val="22"/>
+              </w:rPr>
+              <w:t xml:space="preserve">Signo</w:t>
+            </w:r>
+          </w:p>
+        </w:tc>
+        <w:tc>
+          <w:tcPr>
+            <w:tcW w:type="dxa" w:w="2500"/>
+            <w:tcBorders>
+              <w:top w:val="single" w:color="CCCCCC" w:sz="1"/>
+              <w:left w:val="single" w:color="CCCCCC" w:sz="1"/>
+              <w:bottom w:val="single" w:color="CCCCCC" w:sz="1"/>
+              <w:right w:val="single" w:color="CCCCCC" w:sz="1"/>
+            </w:tcBorders>
+            <w:shd w:fill="D5E8F0" w:val="clear"/>
+            <w:tcMar>
+              <w:top w:type="dxa" w:w="80"/>
+              <w:left w:type="dxa" w:w="120"/>
+              <w:bottom w:type="dxa" w:w="80"/>
+              <w:right w:type="dxa" w:w="120"/>
+            </w:tcMar>
+          </w:tcPr>
+          <w:p>
+            <w:r>
+              <w:rPr>
+                <w:rFonts w:ascii="Arial" w:cs="Arial" w:eastAsia="Arial" w:hAnsi="Arial"/>
+                <w:b/>
+                <w:bCs/>
+                <w:sz w:val="22"/>
+                <w:szCs w:val="22"/>
+              </w:rPr>
+              <w:t xml:space="preserve">Fuente</w:t>
+            </w:r>
+          </w:p>
+        </w:tc>
+        <w:tc>
+          <w:tcPr>
+            <w:tcW w:type="dxa" w:w="1460"/>
+            <w:tcBorders>
+              <w:top w:val="single" w:color="CCCCCC" w:sz="1"/>
+              <w:left w:val="single" w:color="CCCCCC" w:sz="1"/>
+              <w:bottom w:val="single" w:color="CCCCCC" w:sz="1"/>
+              <w:right w:val="single" w:color="CCCCCC" w:sz="1"/>
+            </w:tcBorders>
+            <w:shd w:fill="D5E8F0" w:val="clear"/>
+            <w:tcMar>
+              <w:top w:type="dxa" w:w="80"/>
+              <w:left w:type="dxa" w:w="120"/>
+              <w:bottom w:type="dxa" w:w="80"/>
+              <w:right w:type="dxa" w:w="120"/>
+            </w:tcMar>
+          </w:tcPr>
+          <w:p>
+            <w:r>
+              <w:rPr>
+                <w:rFonts w:ascii="Arial" w:cs="Arial" w:eastAsia="Arial" w:hAnsi="Arial"/>
+                <w:b/>
+                <w:bCs/>
+                <w:sz w:val="22"/>
+                <w:szCs w:val="22"/>
+              </w:rPr>
+              <w:t xml:space="preserve">Estado</w:t>
+            </w:r>
+          </w:p>
+        </w:tc>
+      </w:tr>
+      <w:tr>
+        <w:tc>
+          <w:tcPr>
+            <w:tcW w:type="dxa" w:w="5400"/>
+            <w:tcBorders>
+              <w:top w:val="single" w:color="CCCCCC" w:sz="1"/>
+              <w:left w:val="single" w:color="CCCCCC" w:sz="1"/>
+              <w:bottom w:val="single" w:color="CCCCCC" w:sz="1"/>
+              <w:right w:val="single" w:color="CCCCCC" w:sz="1"/>
+            </w:tcBorders>
+            <w:tcMar>
+              <w:top w:type="dxa" w:w="80"/>
+              <w:left w:type="dxa" w:w="120"/>
+              <w:bottom w:type="dxa" w:w="80"/>
+              <w:right w:type="dxa" w:w="120"/>
+            </w:tcMar>
+          </w:tcPr>
+          <w:p>
+            <w:r>
+              <w:rPr>
+                <w:rFonts w:ascii="Arial" w:cs="Arial" w:eastAsia="Arial" w:hAnsi="Arial"/>
+                <w:sz w:val="22"/>
+                <w:szCs w:val="22"/>
+              </w:rPr>
+              <w:t xml:space="preserve">Abscesos profundos en algún órgano interno, en ganglios o debajo de la piel</w:t>
+            </w:r>
+          </w:p>
+        </w:tc>
+        <w:tc>
+          <w:tcPr>
+            <w:tcW w:type="dxa" w:w="2500"/>
+            <w:tcBorders>
+              <w:top w:val="single" w:color="CCCCCC" w:sz="1"/>
+              <w:left w:val="single" w:color="CCCCCC" w:sz="1"/>
+              <w:bottom w:val="single" w:color="CCCCCC" w:sz="1"/>
+              <w:right w:val="single" w:color="CCCCCC" w:sz="1"/>
+            </w:tcBorders>
+            <w:tcMar>
+              <w:top w:type="dxa" w:w="80"/>
+              <w:left w:type="dxa" w:w="120"/>
+              <w:bottom w:type="dxa" w:w="80"/>
+              <w:right w:type="dxa" w:w="120"/>
+            </w:tcMar>
+          </w:tcPr>
+          <w:p>
+            <w:r>
+              <w:rPr>
+                <w:rFonts w:ascii="Arial" w:cs="Arial" w:eastAsia="Arial" w:hAnsi="Arial"/>
+                <w:sz w:val="22"/>
+                <w:szCs w:val="22"/>
+              </w:rPr>
+              <w:t xml:space="preserve">PIDCAP</w:t>
+            </w:r>
+          </w:p>
+        </w:tc>
+        <w:tc>
+          <w:tcPr>
+            <w:tcW w:type="dxa" w:w="1460"/>
+            <w:tcBorders>
+              <w:top w:val="single" w:color="CCCCCC" w:sz="1"/>
+              <w:left w:val="single" w:color="CCCCCC" w:sz="1"/>
+              <w:bottom w:val="single" w:color="CCCCCC" w:sz="1"/>
+              <w:right w:val="single" w:color="CCCCCC" w:sz="1"/>
+            </w:tcBorders>
+            <w:tcMar>
+              <w:top w:type="dxa" w:w="80"/>
+              <w:left w:type="dxa" w:w="120"/>
+              <w:bottom w:type="dxa" w:w="80"/>
+              <w:right w:type="dxa" w:w="120"/>
+            </w:tcMar>
+          </w:tcPr>
+          <w:p>
+            <w:r>
+              <w:rPr>
+                <w:rFonts w:ascii="Arial" w:cs="Arial" w:eastAsia="Arial" w:hAnsi="Arial"/>
+                <w:b/>
+                <w:bCs/>
+                <w:color w:val="1F7A1F"/>
+                <w:sz w:val="22"/>
+                <w:szCs w:val="22"/>
+              </w:rPr>
+              <w:t xml:space="preserve">Nuevo</w:t>
+            </w:r>
+          </w:p>
+        </w:tc>
+      </w:tr>
+      <w:tr>
+        <w:tc>
+          <w:tcPr>
+            <w:tcW w:type="dxa" w:w="5400"/>
+            <w:tcBorders>
+              <w:top w:val="single" w:color="CCCCCC" w:sz="1"/>
+              <w:left w:val="single" w:color="CCCCCC" w:sz="1"/>
+              <w:bottom w:val="single" w:color="CCCCCC" w:sz="1"/>
+              <w:right w:val="single" w:color="CCCCCC" w:sz="1"/>
+            </w:tcBorders>
+            <w:tcMar>
+              <w:top w:type="dxa" w:w="80"/>
+              <w:left w:type="dxa" w:w="120"/>
+              <w:bottom w:type="dxa" w:w="80"/>
+              <w:right w:type="dxa" w:w="120"/>
+            </w:tcMar>
+          </w:tcPr>
+          <w:p>
+            <w:r>
+              <w:rPr>
+                <w:rFonts w:ascii="Arial" w:cs="Arial" w:eastAsia="Arial" w:hAnsi="Arial"/>
+                <w:sz w:val="22"/>
+                <w:szCs w:val="22"/>
+              </w:rPr>
+              <w:t xml:space="preserve">Tres o más ingresos hospitalarios en un año</w:t>
+            </w:r>
+          </w:p>
+        </w:tc>
+        <w:tc>
+          <w:tcPr>
+            <w:tcW w:type="dxa" w:w="2500"/>
+            <w:tcBorders>
+              <w:top w:val="single" w:color="CCCCCC" w:sz="1"/>
+              <w:left w:val="single" w:color="CCCCCC" w:sz="1"/>
+              <w:bottom w:val="single" w:color="CCCCCC" w:sz="1"/>
+              <w:right w:val="single" w:color="CCCCCC" w:sz="1"/>
+            </w:tcBorders>
+            <w:tcMar>
+              <w:top w:type="dxa" w:w="80"/>
+              <w:left w:type="dxa" w:w="120"/>
+              <w:bottom w:type="dxa" w:w="80"/>
+              <w:right w:type="dxa" w:w="120"/>
+            </w:tcMar>
+          </w:tcPr>
+          <w:p>
+            <w:r>
+              <w:rPr>
+                <w:rFonts w:ascii="Arial" w:cs="Arial" w:eastAsia="Arial" w:hAnsi="Arial"/>
+                <w:sz w:val="22"/>
+                <w:szCs w:val="22"/>
+              </w:rPr>
+              <w:t xml:space="preserve">PIDCAP</w:t>
+            </w:r>
+          </w:p>
+        </w:tc>
+        <w:tc>
+          <w:tcPr>
+            <w:tcW w:type="dxa" w:w="1460"/>
+            <w:tcBorders>
+              <w:top w:val="single" w:color="CCCCCC" w:sz="1"/>
+              <w:left w:val="single" w:color="CCCCCC" w:sz="1"/>
+              <w:bottom w:val="single" w:color="CCCCCC" w:sz="1"/>
+              <w:right w:val="single" w:color="CCCCCC" w:sz="1"/>
+            </w:tcBorders>
+            <w:tcMar>
+              <w:top w:type="dxa" w:w="80"/>
+              <w:left w:type="dxa" w:w="120"/>
+              <w:bottom w:type="dxa" w:w="80"/>
+              <w:right w:type="dxa" w:w="120"/>
+            </w:tcMar>
+          </w:tcPr>
+          <w:p>
+            <w:r>
+              <w:rPr>
+                <w:rFonts w:ascii="Arial" w:cs="Arial" w:eastAsia="Arial" w:hAnsi="Arial"/>
+                <w:b/>
+                <w:bCs/>
+                <w:color w:val="1F7A1F"/>
+                <w:sz w:val="22"/>
+                <w:szCs w:val="22"/>
+              </w:rPr>
+              <w:t xml:space="preserve">Nuevo</w:t>
+            </w:r>
+          </w:p>
+        </w:tc>
+      </w:tr>
+    </w:tbl>
+    <w:p>
+      <w:pPr>
+        <w:spacing w:before="320"/>
+      </w:pPr>
+    </w:p>
+    <w:p>
+      <w:pPr>
+        <w:pStyle w:val="Heading2"/>
+      </w:pPr>
+      <w:r>
+        <w:rPr>
+          <w:rFonts w:ascii="Arial" w:cs="Arial" w:eastAsia="Arial" w:hAnsi="Arial"/>
+        </w:rPr>
+        <w:t xml:space="preserve">Nota</w:t>
       </w:r>
     </w:p>
     <w:p>
